--- a/Software Validation from Datasets/Evaluation Tool/docs/automated_evaluation/Word Documents/9_massive_campaign_guide.docx
+++ b/Software Validation from Datasets/Evaluation Tool/docs/automated_evaluation/Word Documents/9_massive_campaign_guide.docx
@@ -5,12 +5,27 @@
     <w:p>
       <w:pPr>
         <w:pStyle w:val="Title"/>
-        <w:pBdr>
-          <w:bottom w:val="single" w:sz="8" w:color="1F4E79" w:space="4"/>
-        </w:pBdr>
       </w:pPr>
       <w:r>
-        <w:t>Massive campaign guide</w:t>
+        <w:t>Massive CPU and CUDA campaign guide</w:t>
+      </w:r>
+    </w:p>
+    <w:p>
+      <w:pPr>
+        <w:pStyle w:val="Subtitle"/>
+      </w:pPr>
+      <w:r>
+        <w:t>Operational contract • generated from version-controlled Markdown</w:t>
+      </w:r>
+    </w:p>
+    <w:p>
+      <w:r>
+        <w:t>The product exposes two coverage-equivalent campaigns. campaign_05_massive_release uses core-cpu / cpu / float32; campaign_06_massive_release_cuda uses core-cuda / cuda:0 / float32. Both use Whisper Base, full-record input, and the same scientific source/condition coverage.</w:t>
+      </w:r>
+    </w:p>
+    <w:p>
+      <w:r>
+        <w:t>Neither is yet an authorized release run. Machine B and the staged scientific gates remain outstanding.</w:t>
       </w:r>
     </w:p>
     <w:p>
@@ -18,68 +33,19 @@
         <w:pStyle w:val="Heading2"/>
       </w:pPr>
       <w:r>
-        <w:t>Decision and scientific status</w:t>
-      </w:r>
-    </w:p>
-    <w:p>
-      <w:r>
-        <w:rPr>
-          <w:rFonts w:ascii="Consolas" w:hAnsi="Consolas"/>
-          <w:color w:val="1F2937"/>
-          <w:sz w:val="19"/>
-        </w:rPr>
-        <w:t>campaign_05_massive_release</w:t>
-      </w:r>
-      <w:r>
-        <w:t xml:space="preserve"> is a byte-frozen </w:t>
-      </w:r>
-      <w:r>
-        <w:rPr>
-          <w:b/>
-        </w:rPr>
-        <w:t>candidate reference and robustness campaign</w:t>
-      </w:r>
-      <w:r>
-        <w:t xml:space="preserve">, not yet the final multi-backend scientific campaign. Its immutable scenarios all use Whisper Base on CPU with full-record input. That is useful for a broad reference surface, but it cannot answer which VAD, ASR, embedding, matcher, or diarization backend is best. The component canary, small gate, standard gate, and screening-based finalist freeze must occur before this candidate is authorized—or it must be regenerated with the approved finalists. Current launch verdict: </w:t>
-      </w:r>
-      <w:r>
-        <w:rPr>
-          <w:rFonts w:ascii="Consolas" w:hAnsi="Consolas"/>
-          <w:color w:val="1F2937"/>
-          <w:sz w:val="19"/>
-        </w:rPr>
-        <w:t>NOT_READY_TO_LAUNCH</w:t>
-      </w:r>
-      <w:r>
-        <w:t>.</w:t>
-      </w:r>
-    </w:p>
-    <w:p>
-      <w:pPr>
-        <w:pStyle w:val="Heading2"/>
-      </w:pPr>
-      <w:r>
-        <w:t>Frozen identity and scale</w:t>
+        <w:t>Frozen scientific scope</w:t>
       </w:r>
     </w:p>
     <w:tbl>
       <w:tblPr>
+        <w:tblStyle w:val="TableGrid"/>
         <w:tblW w:type="auto" w:w="0"/>
         <w:jc w:val="center"/>
-        <w:tblLayout w:type="autofit"/>
         <w:tblLook w:firstColumn="1" w:firstRow="1" w:lastColumn="0" w:lastRow="0" w:noHBand="0" w:noVBand="1" w:val="04A0"/>
-        <w:tblBorders>
-          <w:top w:val="single" w:sz="4" w:space="0" w:color="B7C9DA"/>
-          <w:left w:val="single" w:sz="4" w:space="0" w:color="B7C9DA"/>
-          <w:bottom w:val="single" w:sz="4" w:space="0" w:color="B7C9DA"/>
-          <w:right w:val="single" w:sz="4" w:space="0" w:color="B7C9DA"/>
-          <w:insideH w:val="single" w:sz="4" w:space="0" w:color="B7C9DA"/>
-          <w:insideV w:val="single" w:sz="4" w:space="0" w:color="B7C9DA"/>
-        </w:tblBorders>
       </w:tblPr>
       <w:tblGrid>
-        <w:gridCol w:w="5083"/>
-        <w:gridCol w:w="5083"/>
+        <w:gridCol w:w="5285"/>
+        <w:gridCol w:w="5285"/>
       </w:tblGrid>
       <w:tr>
         <w:trPr>
@@ -87,25 +53,25 @@
         </w:trPr>
         <w:tc>
           <w:tcPr>
-            <w:tcW w:type="dxa" w:w="5083"/>
+            <w:tcW w:type="dxa" w:w="5285"/>
             <w:vAlign w:val="center"/>
             <w:tcMar>
-              <w:top w:w="70" w:type="dxa"/>
-              <w:start w:w="80" w:type="dxa"/>
-              <w:bottom w:w="70" w:type="dxa"/>
-              <w:end w:w="80" w:type="dxa"/>
+              <w:top w:w="65" w:type="dxa"/>
+              <w:start w:w="65" w:type="dxa"/>
+              <w:bottom w:w="65" w:type="dxa"/>
+              <w:end w:w="65" w:type="dxa"/>
             </w:tcMar>
-            <w:shd w:fill="EAF1F8"/>
+            <w:shd w:fill="2F5597"/>
           </w:tcPr>
           <w:p>
             <w:pPr>
-              <w:spacing w:after="0" w:line="240" w:lineRule="auto"/>
+              <w:spacing w:after="0"/>
             </w:pPr>
             <w:r>
               <w:rPr>
                 <w:b/>
-                <w:color w:val="1F4E79"/>
-                <w:sz w:val="17"/>
+                <w:color w:val="FFFFFF"/>
+                <w:sz w:val="14"/>
               </w:rPr>
               <w:t>Contract</w:t>
             </w:r>
@@ -113,27 +79,27 @@
         </w:tc>
         <w:tc>
           <w:tcPr>
-            <w:tcW w:type="dxa" w:w="5083"/>
+            <w:tcW w:type="dxa" w:w="5285"/>
             <w:vAlign w:val="center"/>
             <w:tcMar>
-              <w:top w:w="70" w:type="dxa"/>
-              <w:start w:w="80" w:type="dxa"/>
-              <w:bottom w:w="70" w:type="dxa"/>
-              <w:end w:w="80" w:type="dxa"/>
+              <w:top w:w="65" w:type="dxa"/>
+              <w:start w:w="65" w:type="dxa"/>
+              <w:bottom w:w="65" w:type="dxa"/>
+              <w:end w:w="65" w:type="dxa"/>
             </w:tcMar>
-            <w:shd w:fill="EAF1F8"/>
+            <w:shd w:fill="2F5597"/>
           </w:tcPr>
           <w:p>
             <w:pPr>
-              <w:spacing w:after="0" w:line="240" w:lineRule="auto"/>
+              <w:spacing w:after="0"/>
             </w:pPr>
             <w:r>
               <w:rPr>
                 <w:b/>
-                <w:color w:val="1F4E79"/>
-                <w:sz w:val="17"/>
+                <w:color w:val="FFFFFF"/>
+                <w:sz w:val="14"/>
               </w:rPr>
-              <w:t>Value</w:t>
+              <w:t>Frozen value</w:t>
             </w:r>
           </w:p>
         </w:tc>
@@ -141,97 +107,45 @@
       <w:tr>
         <w:tc>
           <w:tcPr>
-            <w:tcW w:type="dxa" w:w="5083"/>
+            <w:tcW w:type="dxa" w:w="5285"/>
             <w:vAlign w:val="center"/>
             <w:tcMar>
-              <w:top w:w="70" w:type="dxa"/>
-              <w:start w:w="80" w:type="dxa"/>
-              <w:bottom w:w="70" w:type="dxa"/>
-              <w:end w:w="80" w:type="dxa"/>
+              <w:top w:w="65" w:type="dxa"/>
+              <w:start w:w="65" w:type="dxa"/>
+              <w:bottom w:w="65" w:type="dxa"/>
+              <w:end w:w="65" w:type="dxa"/>
             </w:tcMar>
           </w:tcPr>
           <w:p>
             <w:pPr>
-              <w:spacing w:after="0" w:line="240" w:lineRule="auto"/>
+              <w:spacing w:after="0"/>
             </w:pPr>
             <w:r>
               <w:rPr>
-                <w:sz w:val="17"/>
+                <w:sz w:val="14"/>
               </w:rPr>
-              <w:t>Campaign</w:t>
+              <w:t>CPU campaign manifest</w:t>
             </w:r>
           </w:p>
         </w:tc>
         <w:tc>
           <w:tcPr>
-            <w:tcW w:type="dxa" w:w="5083"/>
+            <w:tcW w:type="dxa" w:w="5285"/>
             <w:vAlign w:val="center"/>
             <w:tcMar>
-              <w:top w:w="70" w:type="dxa"/>
-              <w:start w:w="80" w:type="dxa"/>
-              <w:bottom w:w="70" w:type="dxa"/>
-              <w:end w:w="80" w:type="dxa"/>
+              <w:top w:w="65" w:type="dxa"/>
+              <w:start w:w="65" w:type="dxa"/>
+              <w:bottom w:w="65" w:type="dxa"/>
+              <w:end w:w="65" w:type="dxa"/>
             </w:tcMar>
           </w:tcPr>
           <w:p>
             <w:pPr>
-              <w:spacing w:after="0" w:line="240" w:lineRule="auto"/>
+              <w:spacing w:after="0"/>
             </w:pPr>
             <w:r>
               <w:rPr>
-                <w:rFonts w:ascii="Consolas" w:hAnsi="Consolas"/>
-                <w:color w:val="1F2937"/>
-                <w:sz w:val="17"/>
-              </w:rPr>
-              <w:t>campaign_05_massive_release</w:t>
-            </w:r>
-          </w:p>
-        </w:tc>
-      </w:tr>
-      <w:tr>
-        <w:tc>
-          <w:tcPr>
-            <w:tcW w:type="dxa" w:w="5083"/>
-            <w:vAlign w:val="center"/>
-            <w:tcMar>
-              <w:top w:w="70" w:type="dxa"/>
-              <w:start w:w="80" w:type="dxa"/>
-              <w:bottom w:w="70" w:type="dxa"/>
-              <w:end w:w="80" w:type="dxa"/>
-            </w:tcMar>
-          </w:tcPr>
-          <w:p>
-            <w:pPr>
-              <w:spacing w:after="0" w:line="240" w:lineRule="auto"/>
-            </w:pPr>
-            <w:r>
-              <w:rPr>
-                <w:sz w:val="17"/>
-              </w:rPr>
-              <w:t>Campaign manifest SHA-256</w:t>
-            </w:r>
-          </w:p>
-        </w:tc>
-        <w:tc>
-          <w:tcPr>
-            <w:tcW w:type="dxa" w:w="5083"/>
-            <w:vAlign w:val="center"/>
-            <w:tcMar>
-              <w:top w:w="70" w:type="dxa"/>
-              <w:start w:w="80" w:type="dxa"/>
-              <w:bottom w:w="70" w:type="dxa"/>
-              <w:end w:w="80" w:type="dxa"/>
-            </w:tcMar>
-          </w:tcPr>
-          <w:p>
-            <w:pPr>
-              <w:spacing w:after="0" w:line="240" w:lineRule="auto"/>
-            </w:pPr>
-            <w:r>
-              <w:rPr>
-                <w:rFonts w:ascii="Consolas" w:hAnsi="Consolas"/>
-                <w:color w:val="1F2937"/>
-                <w:sz w:val="17"/>
+                <w:sz w:val="14"/>
               </w:rPr>
               <w:t>FF833023B2CBFCC58C4CB65038BBF97A4A791296BE8AC7C09B6AA948C66046D4</w:t>
             </w:r>
@@ -241,47 +155,45 @@
       <w:tr>
         <w:tc>
           <w:tcPr>
-            <w:tcW w:type="dxa" w:w="5083"/>
+            <w:tcW w:type="dxa" w:w="5285"/>
             <w:vAlign w:val="center"/>
             <w:tcMar>
-              <w:top w:w="70" w:type="dxa"/>
-              <w:start w:w="80" w:type="dxa"/>
-              <w:bottom w:w="70" w:type="dxa"/>
-              <w:end w:w="80" w:type="dxa"/>
+              <w:top w:w="65" w:type="dxa"/>
+              <w:start w:w="65" w:type="dxa"/>
+              <w:bottom w:w="65" w:type="dxa"/>
+              <w:end w:w="65" w:type="dxa"/>
             </w:tcMar>
           </w:tcPr>
           <w:p>
             <w:pPr>
-              <w:spacing w:after="0" w:line="240" w:lineRule="auto"/>
+              <w:spacing w:after="0"/>
             </w:pPr>
             <w:r>
               <w:rPr>
-                <w:sz w:val="17"/>
+                <w:sz w:val="14"/>
               </w:rPr>
-              <w:t>Scenario catalog SHA-256</w:t>
+              <w:t>CPU scenario catalog</w:t>
             </w:r>
           </w:p>
         </w:tc>
         <w:tc>
           <w:tcPr>
-            <w:tcW w:type="dxa" w:w="5083"/>
+            <w:tcW w:type="dxa" w:w="5285"/>
             <w:vAlign w:val="center"/>
             <w:tcMar>
-              <w:top w:w="70" w:type="dxa"/>
-              <w:start w:w="80" w:type="dxa"/>
-              <w:bottom w:w="70" w:type="dxa"/>
-              <w:end w:w="80" w:type="dxa"/>
+              <w:top w:w="65" w:type="dxa"/>
+              <w:start w:w="65" w:type="dxa"/>
+              <w:bottom w:w="65" w:type="dxa"/>
+              <w:end w:w="65" w:type="dxa"/>
             </w:tcMar>
           </w:tcPr>
           <w:p>
             <w:pPr>
-              <w:spacing w:after="0" w:line="240" w:lineRule="auto"/>
+              <w:spacing w:after="0"/>
             </w:pPr>
             <w:r>
               <w:rPr>
-                <w:rFonts w:ascii="Consolas" w:hAnsi="Consolas"/>
-                <w:color w:val="1F2937"/>
-                <w:sz w:val="17"/>
+                <w:sz w:val="14"/>
               </w:rPr>
               <w:t>24AD135F8F2F2450EED78D910727FC63B585958602D28429B3B46B5A1060367E</w:t>
             </w:r>
@@ -291,49 +203,47 @@
       <w:tr>
         <w:tc>
           <w:tcPr>
-            <w:tcW w:type="dxa" w:w="5083"/>
+            <w:tcW w:type="dxa" w:w="5285"/>
             <w:vAlign w:val="center"/>
             <w:tcMar>
-              <w:top w:w="70" w:type="dxa"/>
-              <w:start w:w="80" w:type="dxa"/>
-              <w:bottom w:w="70" w:type="dxa"/>
-              <w:end w:w="80" w:type="dxa"/>
+              <w:top w:w="65" w:type="dxa"/>
+              <w:start w:w="65" w:type="dxa"/>
+              <w:bottom w:w="65" w:type="dxa"/>
+              <w:end w:w="65" w:type="dxa"/>
             </w:tcMar>
           </w:tcPr>
           <w:p>
             <w:pPr>
-              <w:spacing w:after="0" w:line="240" w:lineRule="auto"/>
+              <w:spacing w:after="0"/>
             </w:pPr>
             <w:r>
               <w:rPr>
-                <w:sz w:val="17"/>
+                <w:sz w:val="14"/>
               </w:rPr>
-              <w:t>Large benchmark SHA-256</w:t>
+              <w:t>CUDA campaign manifest</w:t>
             </w:r>
           </w:p>
         </w:tc>
         <w:tc>
           <w:tcPr>
-            <w:tcW w:type="dxa" w:w="5083"/>
+            <w:tcW w:type="dxa" w:w="5285"/>
             <w:vAlign w:val="center"/>
             <w:tcMar>
-              <w:top w:w="70" w:type="dxa"/>
-              <w:start w:w="80" w:type="dxa"/>
-              <w:bottom w:w="70" w:type="dxa"/>
-              <w:end w:w="80" w:type="dxa"/>
+              <w:top w:w="65" w:type="dxa"/>
+              <w:start w:w="65" w:type="dxa"/>
+              <w:bottom w:w="65" w:type="dxa"/>
+              <w:end w:w="65" w:type="dxa"/>
             </w:tcMar>
           </w:tcPr>
           <w:p>
             <w:pPr>
-              <w:spacing w:after="0" w:line="240" w:lineRule="auto"/>
+              <w:spacing w:after="0"/>
             </w:pPr>
             <w:r>
               <w:rPr>
-                <w:rFonts w:ascii="Consolas" w:hAnsi="Consolas"/>
-                <w:color w:val="1F2937"/>
-                <w:sz w:val="17"/>
+                <w:sz w:val="14"/>
               </w:rPr>
-              <w:t>BC207E61B82052F06CCB9FFFE038B6DFE7B1C65C21843D08905946114238DE88</w:t>
+              <w:t>A101D43DD3784EEFD1F8738594A13556DD4F9908C55B96F983FBF6B8F628753D</w:t>
             </w:r>
           </w:p>
         </w:tc>
@@ -341,49 +251,47 @@
       <w:tr>
         <w:tc>
           <w:tcPr>
-            <w:tcW w:type="dxa" w:w="5083"/>
+            <w:tcW w:type="dxa" w:w="5285"/>
             <w:vAlign w:val="center"/>
             <w:tcMar>
-              <w:top w:w="70" w:type="dxa"/>
-              <w:start w:w="80" w:type="dxa"/>
-              <w:bottom w:w="70" w:type="dxa"/>
-              <w:end w:w="80" w:type="dxa"/>
+              <w:top w:w="65" w:type="dxa"/>
+              <w:start w:w="65" w:type="dxa"/>
+              <w:bottom w:w="65" w:type="dxa"/>
+              <w:end w:w="65" w:type="dxa"/>
             </w:tcMar>
           </w:tcPr>
           <w:p>
             <w:pPr>
-              <w:spacing w:after="0" w:line="240" w:lineRule="auto"/>
+              <w:spacing w:after="0"/>
             </w:pPr>
             <w:r>
               <w:rPr>
-                <w:sz w:val="17"/>
+                <w:sz w:val="14"/>
               </w:rPr>
-              <w:t>Speaker protocol SHA-256</w:t>
+              <w:t>CUDA scenario catalog</w:t>
             </w:r>
           </w:p>
         </w:tc>
         <w:tc>
           <w:tcPr>
-            <w:tcW w:type="dxa" w:w="5083"/>
+            <w:tcW w:type="dxa" w:w="5285"/>
             <w:vAlign w:val="center"/>
             <w:tcMar>
-              <w:top w:w="70" w:type="dxa"/>
-              <w:start w:w="80" w:type="dxa"/>
-              <w:bottom w:w="70" w:type="dxa"/>
-              <w:end w:w="80" w:type="dxa"/>
+              <w:top w:w="65" w:type="dxa"/>
+              <w:start w:w="65" w:type="dxa"/>
+              <w:bottom w:w="65" w:type="dxa"/>
+              <w:end w:w="65" w:type="dxa"/>
             </w:tcMar>
           </w:tcPr>
           <w:p>
             <w:pPr>
-              <w:spacing w:after="0" w:line="240" w:lineRule="auto"/>
+              <w:spacing w:after="0"/>
             </w:pPr>
             <w:r>
               <w:rPr>
-                <w:rFonts w:ascii="Consolas" w:hAnsi="Consolas"/>
-                <w:color w:val="1F2937"/>
-                <w:sz w:val="17"/>
+                <w:sz w:val="14"/>
               </w:rPr>
-              <w:t>A9B0B28F5C7FDEF51215069521215BB78598DB9497E40BDA6C893181F71288D4</w:t>
+              <w:t>1FCDEB638470AE55FC0F4EB88DBB77BF7AB8D5B06704DD1CCFCD5D6C3102B511</w:t>
             </w:r>
           </w:p>
         </w:tc>
@@ -391,101 +299,45 @@
       <w:tr>
         <w:tc>
           <w:tcPr>
-            <w:tcW w:type="dxa" w:w="5083"/>
+            <w:tcW w:type="dxa" w:w="5285"/>
             <w:vAlign w:val="center"/>
             <w:tcMar>
-              <w:top w:w="70" w:type="dxa"/>
-              <w:start w:w="80" w:type="dxa"/>
-              <w:bottom w:w="70" w:type="dxa"/>
-              <w:end w:w="80" w:type="dxa"/>
+              <w:top w:w="65" w:type="dxa"/>
+              <w:start w:w="65" w:type="dxa"/>
+              <w:bottom w:w="65" w:type="dxa"/>
+              <w:end w:w="65" w:type="dxa"/>
             </w:tcMar>
           </w:tcPr>
           <w:p>
             <w:pPr>
-              <w:spacing w:after="0" w:line="240" w:lineRule="auto"/>
+              <w:spacing w:after="0"/>
             </w:pPr>
             <w:r>
               <w:rPr>
-                <w:sz w:val="17"/>
+                <w:sz w:val="14"/>
               </w:rPr>
-              <w:t>Tier / seed</w:t>
+              <w:t>Scenario count</w:t>
             </w:r>
           </w:p>
         </w:tc>
         <w:tc>
           <w:tcPr>
-            <w:tcW w:type="dxa" w:w="5083"/>
+            <w:tcW w:type="dxa" w:w="5285"/>
             <w:vAlign w:val="center"/>
             <w:tcMar>
-              <w:top w:w="70" w:type="dxa"/>
-              <w:start w:w="80" w:type="dxa"/>
-              <w:bottom w:w="70" w:type="dxa"/>
-              <w:end w:w="80" w:type="dxa"/>
+              <w:top w:w="65" w:type="dxa"/>
+              <w:start w:w="65" w:type="dxa"/>
+              <w:bottom w:w="65" w:type="dxa"/>
+              <w:end w:w="65" w:type="dxa"/>
             </w:tcMar>
           </w:tcPr>
           <w:p>
             <w:pPr>
-              <w:spacing w:after="0" w:line="240" w:lineRule="auto"/>
+              <w:spacing w:after="0"/>
             </w:pPr>
             <w:r>
               <w:rPr>
-                <w:rFonts w:ascii="Consolas" w:hAnsi="Consolas"/>
-                <w:color w:val="1F2937"/>
-                <w:sz w:val="17"/>
-              </w:rPr>
-              <w:t>large</w:t>
-            </w:r>
-            <w:r>
-              <w:rPr>
-                <w:sz w:val="17"/>
-              </w:rPr>
-              <w:t xml:space="preserve"> / 3800</w:t>
-            </w:r>
-          </w:p>
-        </w:tc>
-      </w:tr>
-      <w:tr>
-        <w:tc>
-          <w:tcPr>
-            <w:tcW w:type="dxa" w:w="5083"/>
-            <w:vAlign w:val="center"/>
-            <w:tcMar>
-              <w:top w:w="70" w:type="dxa"/>
-              <w:start w:w="80" w:type="dxa"/>
-              <w:bottom w:w="70" w:type="dxa"/>
-              <w:end w:w="80" w:type="dxa"/>
-            </w:tcMar>
-          </w:tcPr>
-          <w:p>
-            <w:pPr>
-              <w:spacing w:after="0" w:line="240" w:lineRule="auto"/>
-            </w:pPr>
-            <w:r>
-              <w:rPr>
-                <w:sz w:val="17"/>
-              </w:rPr>
-              <w:t>Scenarios</w:t>
-            </w:r>
-          </w:p>
-        </w:tc>
-        <w:tc>
-          <w:tcPr>
-            <w:tcW w:type="dxa" w:w="5083"/>
-            <w:vAlign w:val="center"/>
-            <w:tcMar>
-              <w:top w:w="70" w:type="dxa"/>
-              <w:start w:w="80" w:type="dxa"/>
-              <w:bottom w:w="70" w:type="dxa"/>
-              <w:end w:w="80" w:type="dxa"/>
-            </w:tcMar>
-          </w:tcPr>
-          <w:p>
-            <w:pPr>
-              <w:spacing w:after="0" w:line="240" w:lineRule="auto"/>
-            </w:pPr>
-            <w:r>
-              <w:rPr>
-                <w:sz w:val="17"/>
+                <w:sz w:val="14"/>
               </w:rPr>
               <w:t>41</w:t>
             </w:r>
@@ -495,45 +347,45 @@
       <w:tr>
         <w:tc>
           <w:tcPr>
-            <w:tcW w:type="dxa" w:w="5083"/>
+            <w:tcW w:type="dxa" w:w="5285"/>
             <w:vAlign w:val="center"/>
             <w:tcMar>
-              <w:top w:w="70" w:type="dxa"/>
-              <w:start w:w="80" w:type="dxa"/>
-              <w:bottom w:w="70" w:type="dxa"/>
-              <w:end w:w="80" w:type="dxa"/>
+              <w:top w:w="65" w:type="dxa"/>
+              <w:start w:w="65" w:type="dxa"/>
+              <w:bottom w:w="65" w:type="dxa"/>
+              <w:end w:w="65" w:type="dxa"/>
             </w:tcMar>
           </w:tcPr>
           <w:p>
             <w:pPr>
-              <w:spacing w:after="0" w:line="240" w:lineRule="auto"/>
+              <w:spacing w:after="0"/>
             </w:pPr>
             <w:r>
               <w:rPr>
-                <w:sz w:val="17"/>
+                <w:sz w:val="14"/>
               </w:rPr>
-              <w:t>Scenario-item executions</w:t>
+              <w:t>Item executions</w:t>
             </w:r>
           </w:p>
         </w:tc>
         <w:tc>
           <w:tcPr>
-            <w:tcW w:type="dxa" w:w="5083"/>
+            <w:tcW w:type="dxa" w:w="5285"/>
             <w:vAlign w:val="center"/>
             <w:tcMar>
-              <w:top w:w="70" w:type="dxa"/>
-              <w:start w:w="80" w:type="dxa"/>
-              <w:bottom w:w="70" w:type="dxa"/>
-              <w:end w:w="80" w:type="dxa"/>
+              <w:top w:w="65" w:type="dxa"/>
+              <w:start w:w="65" w:type="dxa"/>
+              <w:bottom w:w="65" w:type="dxa"/>
+              <w:end w:w="65" w:type="dxa"/>
             </w:tcMar>
           </w:tcPr>
           <w:p>
             <w:pPr>
-              <w:spacing w:after="0" w:line="240" w:lineRule="auto"/>
+              <w:spacing w:after="0"/>
             </w:pPr>
             <w:r>
               <w:rPr>
-                <w:sz w:val="17"/>
+                <w:sz w:val="14"/>
               </w:rPr>
               <w:t>25,798</w:t>
             </w:r>
@@ -543,22 +395,22 @@
       <w:tr>
         <w:tc>
           <w:tcPr>
-            <w:tcW w:type="dxa" w:w="5083"/>
+            <w:tcW w:type="dxa" w:w="5285"/>
             <w:vAlign w:val="center"/>
             <w:tcMar>
-              <w:top w:w="70" w:type="dxa"/>
-              <w:start w:w="80" w:type="dxa"/>
-              <w:bottom w:w="70" w:type="dxa"/>
-              <w:end w:w="80" w:type="dxa"/>
+              <w:top w:w="65" w:type="dxa"/>
+              <w:start w:w="65" w:type="dxa"/>
+              <w:bottom w:w="65" w:type="dxa"/>
+              <w:end w:w="65" w:type="dxa"/>
             </w:tcMar>
           </w:tcPr>
           <w:p>
             <w:pPr>
-              <w:spacing w:after="0" w:line="240" w:lineRule="auto"/>
+              <w:spacing w:after="0"/>
             </w:pPr>
             <w:r>
               <w:rPr>
-                <w:sz w:val="17"/>
+                <w:sz w:val="14"/>
               </w:rPr>
               <w:t>Repeated audio</w:t>
             </w:r>
@@ -566,24 +418,24 @@
         </w:tc>
         <w:tc>
           <w:tcPr>
-            <w:tcW w:type="dxa" w:w="5083"/>
+            <w:tcW w:type="dxa" w:w="5285"/>
             <w:vAlign w:val="center"/>
             <w:tcMar>
-              <w:top w:w="70" w:type="dxa"/>
-              <w:start w:w="80" w:type="dxa"/>
-              <w:bottom w:w="70" w:type="dxa"/>
-              <w:end w:w="80" w:type="dxa"/>
+              <w:top w:w="65" w:type="dxa"/>
+              <w:start w:w="65" w:type="dxa"/>
+              <w:bottom w:w="65" w:type="dxa"/>
+              <w:end w:w="65" w:type="dxa"/>
             </w:tcMar>
           </w:tcPr>
           <w:p>
             <w:pPr>
-              <w:spacing w:after="0" w:line="240" w:lineRule="auto"/>
+              <w:spacing w:after="0"/>
             </w:pPr>
             <w:r>
               <w:rPr>
-                <w:sz w:val="17"/>
+                <w:sz w:val="14"/>
               </w:rPr>
-              <w:t>33.720121 hours</w:t>
+              <w:t>33.720 h</w:t>
             </w:r>
           </w:p>
         </w:tc>
@@ -591,47 +443,47 @@
       <w:tr>
         <w:tc>
           <w:tcPr>
-            <w:tcW w:type="dxa" w:w="5083"/>
+            <w:tcW w:type="dxa" w:w="5285"/>
             <w:vAlign w:val="center"/>
             <w:tcMar>
-              <w:top w:w="70" w:type="dxa"/>
-              <w:start w:w="80" w:type="dxa"/>
-              <w:bottom w:w="70" w:type="dxa"/>
-              <w:end w:w="80" w:type="dxa"/>
+              <w:top w:w="65" w:type="dxa"/>
+              <w:start w:w="65" w:type="dxa"/>
+              <w:bottom w:w="65" w:type="dxa"/>
+              <w:end w:w="65" w:type="dxa"/>
             </w:tcMar>
           </w:tcPr>
           <w:p>
             <w:pPr>
-              <w:spacing w:after="0" w:line="240" w:lineRule="auto"/>
+              <w:spacing w:after="0"/>
             </w:pPr>
             <w:r>
               <w:rPr>
-                <w:sz w:val="17"/>
+                <w:sz w:val="14"/>
               </w:rPr>
-              <w:t>Unique source rows / audio</w:t>
+              <w:t>Seed</w:t>
             </w:r>
           </w:p>
         </w:tc>
         <w:tc>
           <w:tcPr>
-            <w:tcW w:type="dxa" w:w="5083"/>
+            <w:tcW w:type="dxa" w:w="5285"/>
             <w:vAlign w:val="center"/>
             <w:tcMar>
-              <w:top w:w="70" w:type="dxa"/>
-              <w:start w:w="80" w:type="dxa"/>
-              <w:bottom w:w="70" w:type="dxa"/>
-              <w:end w:w="80" w:type="dxa"/>
+              <w:top w:w="65" w:type="dxa"/>
+              <w:start w:w="65" w:type="dxa"/>
+              <w:bottom w:w="65" w:type="dxa"/>
+              <w:end w:w="65" w:type="dxa"/>
             </w:tcMar>
           </w:tcPr>
           <w:p>
             <w:pPr>
-              <w:spacing w:after="0" w:line="240" w:lineRule="auto"/>
+              <w:spacing w:after="0"/>
             </w:pPr>
             <w:r>
               <w:rPr>
-                <w:sz w:val="17"/>
+                <w:sz w:val="14"/>
               </w:rPr>
-              <w:t>8,258 / 10.804780 hours</w:t>
+              <w:t>3800</w:t>
             </w:r>
           </w:p>
         </w:tc>
@@ -639,47 +491,47 @@
       <w:tr>
         <w:tc>
           <w:tcPr>
-            <w:tcW w:type="dxa" w:w="5083"/>
+            <w:tcW w:type="dxa" w:w="5285"/>
             <w:vAlign w:val="center"/>
             <w:tcMar>
-              <w:top w:w="70" w:type="dxa"/>
-              <w:start w:w="80" w:type="dxa"/>
-              <w:bottom w:w="70" w:type="dxa"/>
-              <w:end w:w="80" w:type="dxa"/>
+              <w:top w:w="65" w:type="dxa"/>
+              <w:start w:w="65" w:type="dxa"/>
+              <w:bottom w:w="65" w:type="dxa"/>
+              <w:end w:w="65" w:type="dxa"/>
             </w:tcMar>
           </w:tcPr>
           <w:p>
             <w:pPr>
-              <w:spacing w:after="0" w:line="240" w:lineRule="auto"/>
+              <w:spacing w:after="0"/>
             </w:pPr>
             <w:r>
               <w:rPr>
-                <w:sz w:val="17"/>
+                <w:sz w:val="14"/>
               </w:rPr>
-              <w:t>Repetition</w:t>
+              <w:t>Model</w:t>
             </w:r>
           </w:p>
         </w:tc>
         <w:tc>
           <w:tcPr>
-            <w:tcW w:type="dxa" w:w="5083"/>
+            <w:tcW w:type="dxa" w:w="5285"/>
             <w:vAlign w:val="center"/>
             <w:tcMar>
-              <w:top w:w="70" w:type="dxa"/>
-              <w:start w:w="80" w:type="dxa"/>
-              <w:bottom w:w="70" w:type="dxa"/>
-              <w:end w:w="80" w:type="dxa"/>
+              <w:top w:w="65" w:type="dxa"/>
+              <w:start w:w="65" w:type="dxa"/>
+              <w:bottom w:w="65" w:type="dxa"/>
+              <w:end w:w="65" w:type="dxa"/>
             </w:tcMar>
           </w:tcPr>
           <w:p>
             <w:pPr>
-              <w:spacing w:after="0" w:line="240" w:lineRule="auto"/>
+              <w:spacing w:after="0"/>
             </w:pPr>
             <w:r>
               <w:rPr>
-                <w:sz w:val="17"/>
+                <w:sz w:val="14"/>
               </w:rPr>
-              <w:t>1 for every candidate scenario</w:t>
+              <w:t>Whisper Base exact 145,262,807-byte checkpoint</w:t>
             </w:r>
           </w:p>
         </w:tc>
@@ -687,55 +539,47 @@
       <w:tr>
         <w:tc>
           <w:tcPr>
-            <w:tcW w:type="dxa" w:w="5083"/>
+            <w:tcW w:type="dxa" w:w="5285"/>
             <w:vAlign w:val="center"/>
             <w:tcMar>
-              <w:top w:w="70" w:type="dxa"/>
-              <w:start w:w="80" w:type="dxa"/>
-              <w:bottom w:w="70" w:type="dxa"/>
-              <w:end w:w="80" w:type="dxa"/>
+              <w:top w:w="65" w:type="dxa"/>
+              <w:start w:w="65" w:type="dxa"/>
+              <w:bottom w:w="65" w:type="dxa"/>
+              <w:end w:w="65" w:type="dxa"/>
             </w:tcMar>
           </w:tcPr>
           <w:p>
             <w:pPr>
-              <w:spacing w:after="0" w:line="240" w:lineRule="auto"/>
+              <w:spacing w:after="0"/>
             </w:pPr>
             <w:r>
               <w:rPr>
-                <w:sz w:val="17"/>
+                <w:sz w:val="14"/>
               </w:rPr>
-              <w:t>Runtime</w:t>
+              <w:t>RIRs</w:t>
             </w:r>
           </w:p>
         </w:tc>
         <w:tc>
           <w:tcPr>
-            <w:tcW w:type="dxa" w:w="5083"/>
+            <w:tcW w:type="dxa" w:w="5285"/>
             <w:vAlign w:val="center"/>
             <w:tcMar>
-              <w:top w:w="70" w:type="dxa"/>
-              <w:start w:w="80" w:type="dxa"/>
-              <w:bottom w:w="70" w:type="dxa"/>
-              <w:end w:w="80" w:type="dxa"/>
+              <w:top w:w="65" w:type="dxa"/>
+              <w:start w:w="65" w:type="dxa"/>
+              <w:bottom w:w="65" w:type="dxa"/>
+              <w:end w:w="65" w:type="dxa"/>
             </w:tcMar>
           </w:tcPr>
           <w:p>
             <w:pPr>
-              <w:spacing w:after="0" w:line="240" w:lineRule="auto"/>
+              <w:spacing w:after="0"/>
             </w:pPr>
             <w:r>
               <w:rPr>
-                <w:rFonts w:ascii="Consolas" w:hAnsi="Consolas"/>
-                <w:color w:val="1F2937"/>
-                <w:sz w:val="17"/>
+                <w:sz w:val="14"/>
               </w:rPr>
-              <w:t>core-cpu</w:t>
-            </w:r>
-            <w:r>
-              <w:rPr>
-                <w:sz w:val="17"/>
-              </w:rPr>
-              <w:t>, CPU, float32, batch 1, one thread, one scenario per machine</w:t>
+              <w:t>Dining Room and Restaurant only</w:t>
             </w:r>
           </w:p>
         </w:tc>
@@ -743,121 +587,134 @@
       <w:tr>
         <w:tc>
           <w:tcPr>
-            <w:tcW w:type="dxa" w:w="5083"/>
+            <w:tcW w:type="dxa" w:w="5285"/>
             <w:vAlign w:val="center"/>
             <w:tcMar>
-              <w:top w:w="70" w:type="dxa"/>
-              <w:start w:w="80" w:type="dxa"/>
-              <w:bottom w:w="70" w:type="dxa"/>
-              <w:end w:w="80" w:type="dxa"/>
+              <w:top w:w="65" w:type="dxa"/>
+              <w:start w:w="65" w:type="dxa"/>
+              <w:bottom w:w="65" w:type="dxa"/>
+              <w:end w:w="65" w:type="dxa"/>
             </w:tcMar>
           </w:tcPr>
           <w:p>
             <w:pPr>
-              <w:spacing w:after="0" w:line="240" w:lineRule="auto"/>
+              <w:spacing w:after="0"/>
             </w:pPr>
             <w:r>
               <w:rPr>
-                <w:sz w:val="17"/>
+                <w:sz w:val="14"/>
               </w:rPr>
-              <w:t>Scoring</w:t>
+              <w:t>Native policy</w:t>
             </w:r>
           </w:p>
         </w:tc>
         <w:tc>
           <w:tcPr>
-            <w:tcW w:type="dxa" w:w="5083"/>
+            <w:tcW w:type="dxa" w:w="5285"/>
             <w:vAlign w:val="center"/>
             <w:tcMar>
-              <w:top w:w="70" w:type="dxa"/>
-              <w:start w:w="80" w:type="dxa"/>
-              <w:bottom w:w="70" w:type="dxa"/>
-              <w:end w:w="80" w:type="dxa"/>
+              <w:top w:w="65" w:type="dxa"/>
+              <w:start w:w="65" w:type="dxa"/>
+              <w:bottom w:w="65" w:type="dxa"/>
+              <w:end w:w="65" w:type="dxa"/>
             </w:tcMar>
           </w:tcPr>
           <w:p>
             <w:pPr>
-              <w:spacing w:after="0" w:line="240" w:lineRule="auto"/>
+              <w:spacing w:after="0"/>
             </w:pPr>
             <w:r>
               <w:rPr>
-                <w:rFonts w:ascii="Consolas" w:hAnsi="Consolas"/>
-                <w:color w:val="1F2937"/>
-                <w:sz w:val="17"/>
+                <w:sz w:val="14"/>
               </w:rPr>
-              <w:t>scoring-policy.v1</w:t>
-            </w:r>
-            <w:r>
-              <w:rPr>
-                <w:sz w:val="17"/>
-              </w:rPr>
-              <w:t>; missing/failed outputs remain visible</w:t>
-            </w:r>
-          </w:p>
-        </w:tc>
-      </w:tr>
-      <w:tr>
-        <w:tc>
-          <w:tcPr>
-            <w:tcW w:type="dxa" w:w="5083"/>
-            <w:vAlign w:val="center"/>
-            <w:tcMar>
-              <w:top w:w="70" w:type="dxa"/>
-              <w:start w:w="80" w:type="dxa"/>
-              <w:bottom w:w="70" w:type="dxa"/>
-              <w:end w:w="80" w:type="dxa"/>
-            </w:tcMar>
-          </w:tcPr>
-          <w:p>
-            <w:pPr>
-              <w:spacing w:after="0" w:line="240" w:lineRule="auto"/>
-            </w:pPr>
-            <w:r>
-              <w:rPr>
-                <w:sz w:val="17"/>
-              </w:rPr>
-              <w:t>Downloads</w:t>
-            </w:r>
-          </w:p>
-        </w:tc>
-        <w:tc>
-          <w:tcPr>
-            <w:tcW w:type="dxa" w:w="5083"/>
-            <w:vAlign w:val="center"/>
-            <w:tcMar>
-              <w:top w:w="70" w:type="dxa"/>
-              <w:start w:w="80" w:type="dxa"/>
-              <w:bottom w:w="70" w:type="dxa"/>
-              <w:end w:w="80" w:type="dxa"/>
-            </w:tcMar>
-          </w:tcPr>
-          <w:p>
-            <w:pPr>
-              <w:spacing w:after="0" w:line="240" w:lineRule="auto"/>
-            </w:pPr>
-            <w:r>
-              <w:rPr>
-                <w:rFonts w:ascii="Consolas" w:hAnsi="Consolas"/>
-                <w:color w:val="1F2937"/>
-                <w:sz w:val="17"/>
-              </w:rPr>
-              <w:t>allow_model_downloads=false</w:t>
+              <w:t>AMI, VOiCES, CHiME-6 and approved other rows remain native-only</w:t>
             </w:r>
           </w:p>
         </w:tc>
       </w:tr>
     </w:tbl>
     <w:p>
-      <w:pPr>
-        <w:spacing w:after="20"/>
-      </w:pPr>
+      <w:r>
+        <w:t>Source benchmark hashes remain identical. All CUDA scenario IDs differ from CPU because device is canonical identity; float16 scenarios would also differ by dtype. Assignment identities and release_binding.json change when bound to the final Git commit.</w:t>
+      </w:r>
     </w:p>
     <w:p>
       <w:pPr>
         <w:pStyle w:val="Heading2"/>
       </w:pPr>
       <w:r>
-        <w:t>Research questions this candidate can answer</w:t>
+        <w:t>Coverage</w:t>
+      </w:r>
+    </w:p>
+    <w:p>
+      <w:pPr>
+        <w:pStyle w:val="ListBullet"/>
+      </w:pPr>
+      <w:r>
+        <w:t>Controlled clean: clean baseline; white and pink noise; Dining Room and Restaurant RIRs; selected approved RIR-plus-noise interactions.</w:t>
+      </w:r>
+    </w:p>
+    <w:p>
+      <w:pPr>
+        <w:pStyle w:val="ListBullet"/>
+      </w:pPr>
+      <w:r>
+        <w:t>Native robustness: AMI, VOiCES, CHiME-6, and approved native rows without synthetic noise or RIR.</w:t>
+      </w:r>
+    </w:p>
+    <w:p>
+      <w:pPr>
+        <w:pStyle w:val="ListBullet"/>
+      </w:pPr>
+      <w:r>
+        <w:t>Speaker protocol rows remain available for the frozen campaign structure, but this Whisper-only full-record candidate does not fabricate speaker embeddings, identification, or diarization outputs.</w:t>
+      </w:r>
+    </w:p>
+    <w:p>
+      <w:pPr>
+        <w:pStyle w:val="ListBullet"/>
+      </w:pPr>
+      <w:r>
+        <w:t>Bedroom is unresolved and absent. ParkingLot and Kitchen are not substitutes.</w:t>
+      </w:r>
+    </w:p>
+    <w:p>
+      <w:pPr>
+        <w:pStyle w:val="Heading2"/>
+      </w:pPr>
+      <w:r>
+        <w:t>Runtime decision</w:t>
+      </w:r>
+    </w:p>
+    <w:p>
+      <w:r>
+        <w:t>A five-item real benchmark showed identical transcripts, WER, and CER for CPU float32, CUDA float32, and CUDA float16. CUDA float32 was the fastest GPU mode: pipeline RTF 0.1951 and ASR inference speedup 1.787x versus CPU. Peak PyTorch allocator usage was 418.89 MiB allocated and 426 MiB reserved. Float16 remains separately qualified but is not the campaign dtype.</w:t>
+      </w:r>
+    </w:p>
+    <w:p>
+      <w:pPr>
+        <w:pStyle w:val="Heading2"/>
+      </w:pPr>
+      <w:r>
+        <w:t>Expected operation</w:t>
+      </w:r>
+    </w:p>
+    <w:p>
+      <w:r>
+        <w:t>Machine A receives 20 scenarios/12,368 items and Machine B 21/13,430. The coverage split is deterministic and non-overlapping. Runtime estimates are about 3.4 hours per machine when run in parallel, with ranges near 2.8–5.2 hours. These estimates come from Machine A and must be replaced by Machine B measurements before launch.</w:t>
+      </w:r>
+    </w:p>
+    <w:p>
+      <w:r>
+        <w:t>Each worker materializes the same selected campaign from launch_package.v1.yaml for CPU or launch_package.gpu.v1.yaml for CUDA using --bind-current-commit, runs its own complete preflight, and uses the matching machine-specific wrapper. Results are exported into independent transfer packages, checksum-validated, merged without overwrite, and analyzed only with approved prerequisite evidence.</w:t>
+      </w:r>
+    </w:p>
+    <w:p>
+      <w:pPr>
+        <w:pStyle w:val="Heading2"/>
+      </w:pPr>
+      <w:r>
+        <w:t>Release gates</w:t>
       </w:r>
     </w:p>
     <w:p>
@@ -865,12 +722,7 @@
         <w:pStyle w:val="ListNumber"/>
       </w:pPr>
       <w:r>
-        <w:t>What is the fixed Whisper Base full-record ASR baseline across the large</w:t>
-      </w:r>
-    </w:p>
-    <w:p>
-      <w:r>
-        <w:t>controlled, native, and speaker-protocol source selections?</w:t>
+        <w:t>Machine A clean-clone preflight passes.</w:t>
       </w:r>
     </w:p>
     <w:p>
@@ -878,12 +730,7 @@
         <w:pStyle w:val="ListNumber"/>
       </w:pPr>
       <w:r>
-        <w:t>How does that same pipeline's WER/CER and reliability change under approved</w:t>
-      </w:r>
-    </w:p>
-    <w:p>
-      <w:r>
-        <w:t>white/pink noise, Dining RIR, Restaurant RIR, and selected interactions?</w:t>
+        <w:t>Machine B real smoke and complete preflight pass for the selected mode.</w:t>
       </w:r>
     </w:p>
     <w:p>
@@ -891,12 +738,7 @@
         <w:pStyle w:val="ListNumber"/>
       </w:pPr>
       <w:r>
-        <w:t>How do native AMI, VOiCES, and CHiME-6 results differ without synthetic</w:t>
-      </w:r>
-    </w:p>
-    <w:p>
-      <w:r>
-        <w:t>augmentation?</w:t>
+        <w:t>Component canary passes for the exact finalist configuration.</w:t>
       </w:r>
     </w:p>
     <w:p>
@@ -904,2002 +746,51 @@
         <w:pStyle w:val="ListNumber"/>
       </w:pPr>
       <w:r>
-        <w:t>What CPU time, RAM, disk, telemetry availability, and failure behavior occur</w:t>
+        <w:t>Small campaign gate passes.</w:t>
+      </w:r>
+    </w:p>
+    <w:p>
+      <w:pPr>
+        <w:pStyle w:val="ListNumber"/>
+      </w:pPr>
+      <w:r>
+        <w:t>Standard campaign gate passes and its evidence is frozen.</w:t>
+      </w:r>
+    </w:p>
+    <w:p>
+      <w:pPr>
+        <w:pStyle w:val="ListNumber"/>
+      </w:pPr>
+      <w:r>
+        <w:t>Both massive assignments run and export successfully.</w:t>
+      </w:r>
+    </w:p>
+    <w:p>
+      <w:pPr>
+        <w:pStyle w:val="ListNumber"/>
+      </w:pPr>
+      <w:r>
+        <w:t>Merge reports 41/41 valid scenarios and no conflict.</w:t>
+      </w:r>
+    </w:p>
+    <w:p>
+      <w:pPr>
+        <w:pStyle w:val="ListNumber"/>
+      </w:pPr>
+      <w:r>
+        <w:t>Analysis reconciles expected denominators and writes the final report.</w:t>
       </w:r>
     </w:p>
     <w:p>
       <w:r>
-        <w:t>across this fixed reference surface?</w:t>
-      </w:r>
-    </w:p>
-    <w:p>
-      <w:r>
-        <w:t>It cannot answer VAD, segmentation, speaker verification/open-set rejection, embedding drift, diarization, backend superiority, CUDA performance, or multi-backend Pareto questions because those components are disabled here.</w:t>
-      </w:r>
-    </w:p>
-    <w:p>
-      <w:pPr>
-        <w:pStyle w:val="Heading2"/>
-      </w:pPr>
-      <w:r>
-        <w:t>Scenario-family coverage</w:t>
-      </w:r>
-    </w:p>
-    <w:p>
-      <w:pPr>
-        <w:sectPr>
-          <w:footerReference w:type="default" r:id="rId9"/>
-          <w:pgSz w:w="12240" w:h="15840"/>
-          <w:pgMar w:top="979" w:right="1037" w:bottom="979" w:left="1037" w:header="720" w:footer="720" w:gutter="0"/>
-          <w:cols w:space="720"/>
-          <w:docGrid w:linePitch="360"/>
-        </w:sectPr>
-      </w:pPr>
-    </w:p>
-    <w:tbl>
-      <w:tblPr>
-        <w:tblW w:type="auto" w:w="0"/>
-        <w:jc w:val="center"/>
-        <w:tblLayout w:type="autofit"/>
-        <w:tblLook w:firstColumn="1" w:firstRow="1" w:lastColumn="0" w:lastRow="0" w:noHBand="0" w:noVBand="1" w:val="04A0"/>
-        <w:tblBorders>
-          <w:top w:val="single" w:sz="4" w:space="0" w:color="B7C9DA"/>
-          <w:left w:val="single" w:sz="4" w:space="0" w:color="B7C9DA"/>
-          <w:bottom w:val="single" w:sz="4" w:space="0" w:color="B7C9DA"/>
-          <w:right w:val="single" w:sz="4" w:space="0" w:color="B7C9DA"/>
-          <w:insideH w:val="single" w:sz="4" w:space="0" w:color="B7C9DA"/>
-          <w:insideV w:val="single" w:sz="4" w:space="0" w:color="B7C9DA"/>
-        </w:tblBorders>
-      </w:tblPr>
-      <w:tblGrid>
-        <w:gridCol w:w="1568"/>
-        <w:gridCol w:w="1568"/>
-        <w:gridCol w:w="1568"/>
-        <w:gridCol w:w="1568"/>
-        <w:gridCol w:w="1568"/>
-        <w:gridCol w:w="1568"/>
-        <w:gridCol w:w="1568"/>
-        <w:gridCol w:w="1568"/>
-        <w:gridCol w:w="1568"/>
-      </w:tblGrid>
-      <w:tr>
-        <w:trPr>
-          <w:tblHeader w:val="true"/>
-        </w:trPr>
-        <w:tc>
-          <w:tcPr>
-            <w:tcW w:type="dxa" w:w="1568"/>
-            <w:vAlign w:val="center"/>
-            <w:tcMar>
-              <w:top w:w="70" w:type="dxa"/>
-              <w:start w:w="80" w:type="dxa"/>
-              <w:bottom w:w="70" w:type="dxa"/>
-              <w:end w:w="80" w:type="dxa"/>
-            </w:tcMar>
-            <w:shd w:fill="EAF1F8"/>
-          </w:tcPr>
-          <w:p>
-            <w:pPr>
-              <w:spacing w:after="0" w:line="240" w:lineRule="auto"/>
-            </w:pPr>
-            <w:r>
-              <w:rPr>
-                <w:b/>
-                <w:color w:val="1F4E79"/>
-                <w:sz w:val="15"/>
-              </w:rPr>
-              <w:t>Family</w:t>
-            </w:r>
-          </w:p>
-        </w:tc>
-        <w:tc>
-          <w:tcPr>
-            <w:tcW w:type="dxa" w:w="1568"/>
-            <w:vAlign w:val="center"/>
-            <w:tcMar>
-              <w:top w:w="70" w:type="dxa"/>
-              <w:start w:w="80" w:type="dxa"/>
-              <w:bottom w:w="70" w:type="dxa"/>
-              <w:end w:w="80" w:type="dxa"/>
-            </w:tcMar>
-            <w:shd w:fill="EAF1F8"/>
-          </w:tcPr>
-          <w:p>
-            <w:pPr>
-              <w:spacing w:after="0" w:line="240" w:lineRule="auto"/>
-            </w:pPr>
-            <w:r>
-              <w:rPr>
-                <w:b/>
-                <w:color w:val="1F4E79"/>
-                <w:sz w:val="15"/>
-              </w:rPr>
-              <w:t>Candidate</w:t>
-            </w:r>
-          </w:p>
-        </w:tc>
-        <w:tc>
-          <w:tcPr>
-            <w:tcW w:type="dxa" w:w="1568"/>
-            <w:vAlign w:val="center"/>
-            <w:tcMar>
-              <w:top w:w="70" w:type="dxa"/>
-              <w:start w:w="80" w:type="dxa"/>
-              <w:bottom w:w="70" w:type="dxa"/>
-              <w:end w:w="80" w:type="dxa"/>
-            </w:tcMar>
-            <w:shd w:fill="EAF1F8"/>
-          </w:tcPr>
-          <w:p>
-            <w:pPr>
-              <w:spacing w:after="0" w:line="240" w:lineRule="auto"/>
-            </w:pPr>
-            <w:r>
-              <w:rPr>
-                <w:b/>
-                <w:color w:val="1F4E79"/>
-                <w:sz w:val="15"/>
-              </w:rPr>
-              <w:t>Dataset/panel</w:t>
-            </w:r>
-          </w:p>
-        </w:tc>
-        <w:tc>
-          <w:tcPr>
-            <w:tcW w:type="dxa" w:w="1568"/>
-            <w:vAlign w:val="center"/>
-            <w:tcMar>
-              <w:top w:w="70" w:type="dxa"/>
-              <w:start w:w="80" w:type="dxa"/>
-              <w:bottom w:w="70" w:type="dxa"/>
-              <w:end w:w="80" w:type="dxa"/>
-            </w:tcMar>
-            <w:shd w:fill="EAF1F8"/>
-          </w:tcPr>
-          <w:p>
-            <w:pPr>
-              <w:spacing w:after="0" w:line="240" w:lineRule="auto"/>
-            </w:pPr>
-            <w:r>
-              <w:rPr>
-                <w:b/>
-                <w:color w:val="1F4E79"/>
-                <w:sz w:val="15"/>
-              </w:rPr>
-              <w:t>Conditions</w:t>
-            </w:r>
-          </w:p>
-        </w:tc>
-        <w:tc>
-          <w:tcPr>
-            <w:tcW w:type="dxa" w:w="1568"/>
-            <w:vAlign w:val="center"/>
-            <w:tcMar>
-              <w:top w:w="70" w:type="dxa"/>
-              <w:start w:w="80" w:type="dxa"/>
-              <w:bottom w:w="70" w:type="dxa"/>
-              <w:end w:w="80" w:type="dxa"/>
-            </w:tcMar>
-            <w:shd w:fill="EAF1F8"/>
-          </w:tcPr>
-          <w:p>
-            <w:pPr>
-              <w:spacing w:after="0" w:line="240" w:lineRule="auto"/>
-            </w:pPr>
-            <w:r>
-              <w:rPr>
-                <w:b/>
-                <w:color w:val="1F4E79"/>
-                <w:sz w:val="15"/>
-              </w:rPr>
-              <w:t>Scenarios</w:t>
-            </w:r>
-          </w:p>
-        </w:tc>
-        <w:tc>
-          <w:tcPr>
-            <w:tcW w:type="dxa" w:w="1568"/>
-            <w:vAlign w:val="center"/>
-            <w:tcMar>
-              <w:top w:w="70" w:type="dxa"/>
-              <w:start w:w="80" w:type="dxa"/>
-              <w:bottom w:w="70" w:type="dxa"/>
-              <w:end w:w="80" w:type="dxa"/>
-            </w:tcMar>
-            <w:shd w:fill="EAF1F8"/>
-          </w:tcPr>
-          <w:p>
-            <w:pPr>
-              <w:spacing w:after="0" w:line="240" w:lineRule="auto"/>
-            </w:pPr>
-            <w:r>
-              <w:rPr>
-                <w:b/>
-                <w:color w:val="1F4E79"/>
-                <w:sz w:val="15"/>
-              </w:rPr>
-              <w:t>Item executions</w:t>
-            </w:r>
-          </w:p>
-        </w:tc>
-        <w:tc>
-          <w:tcPr>
-            <w:tcW w:type="dxa" w:w="1568"/>
-            <w:vAlign w:val="center"/>
-            <w:tcMar>
-              <w:top w:w="70" w:type="dxa"/>
-              <w:start w:w="80" w:type="dxa"/>
-              <w:bottom w:w="70" w:type="dxa"/>
-              <w:end w:w="80" w:type="dxa"/>
-            </w:tcMar>
-            <w:shd w:fill="EAF1F8"/>
-          </w:tcPr>
-          <w:p>
-            <w:pPr>
-              <w:spacing w:after="0" w:line="240" w:lineRule="auto"/>
-            </w:pPr>
-            <w:r>
-              <w:rPr>
-                <w:b/>
-                <w:color w:val="1F4E79"/>
-                <w:sz w:val="15"/>
-              </w:rPr>
-              <w:t>Audio hours</w:t>
-            </w:r>
-          </w:p>
-        </w:tc>
-        <w:tc>
-          <w:tcPr>
-            <w:tcW w:type="dxa" w:w="1568"/>
-            <w:vAlign w:val="center"/>
-            <w:tcMar>
-              <w:top w:w="70" w:type="dxa"/>
-              <w:start w:w="80" w:type="dxa"/>
-              <w:bottom w:w="70" w:type="dxa"/>
-              <w:end w:w="80" w:type="dxa"/>
-            </w:tcMar>
-            <w:shd w:fill="EAF1F8"/>
-          </w:tcPr>
-          <w:p>
-            <w:pPr>
-              <w:spacing w:after="0" w:line="240" w:lineRule="auto"/>
-            </w:pPr>
-            <w:r>
-              <w:rPr>
-                <w:b/>
-                <w:color w:val="1F4E79"/>
-                <w:sz w:val="15"/>
-              </w:rPr>
-              <w:t>Primary valid outputs</w:t>
-            </w:r>
-          </w:p>
-        </w:tc>
-        <w:tc>
-          <w:tcPr>
-            <w:tcW w:type="dxa" w:w="1568"/>
-            <w:vAlign w:val="center"/>
-            <w:tcMar>
-              <w:top w:w="70" w:type="dxa"/>
-              <w:start w:w="80" w:type="dxa"/>
-              <w:bottom w:w="70" w:type="dxa"/>
-              <w:end w:w="80" w:type="dxa"/>
-            </w:tcMar>
-            <w:shd w:fill="EAF1F8"/>
-          </w:tcPr>
-          <w:p>
-            <w:pPr>
-              <w:spacing w:after="0" w:line="240" w:lineRule="auto"/>
-            </w:pPr>
-            <w:r>
-              <w:rPr>
-                <w:b/>
-                <w:color w:val="1F4E79"/>
-                <w:sz w:val="15"/>
-              </w:rPr>
-              <w:t>Purpose</w:t>
-            </w:r>
-          </w:p>
-        </w:tc>
-      </w:tr>
-      <w:tr>
-        <w:tc>
-          <w:tcPr>
-            <w:tcW w:type="dxa" w:w="1568"/>
-            <w:vAlign w:val="center"/>
-            <w:tcMar>
-              <w:top w:w="70" w:type="dxa"/>
-              <w:start w:w="80" w:type="dxa"/>
-              <w:bottom w:w="70" w:type="dxa"/>
-              <w:end w:w="80" w:type="dxa"/>
-            </w:tcMar>
-          </w:tcPr>
-          <w:p>
-            <w:pPr>
-              <w:spacing w:after="0" w:line="240" w:lineRule="auto"/>
-            </w:pPr>
-            <w:r>
-              <w:rPr>
-                <w:sz w:val="15"/>
-              </w:rPr>
-              <w:t>Controlled ASR</w:t>
-            </w:r>
-          </w:p>
-        </w:tc>
-        <w:tc>
-          <w:tcPr>
-            <w:tcW w:type="dxa" w:w="1568"/>
-            <w:vAlign w:val="center"/>
-            <w:tcMar>
-              <w:top w:w="70" w:type="dxa"/>
-              <w:start w:w="80" w:type="dxa"/>
-              <w:bottom w:w="70" w:type="dxa"/>
-              <w:end w:w="80" w:type="dxa"/>
-            </w:tcMar>
-          </w:tcPr>
-          <w:p>
-            <w:pPr>
-              <w:spacing w:after="0" w:line="240" w:lineRule="auto"/>
-            </w:pPr>
-            <w:r>
-              <w:rPr>
-                <w:sz w:val="15"/>
-              </w:rPr>
-              <w:t>Whisper Base full-record</w:t>
-            </w:r>
-          </w:p>
-        </w:tc>
-        <w:tc>
-          <w:tcPr>
-            <w:tcW w:type="dxa" w:w="1568"/>
-            <w:vAlign w:val="center"/>
-            <w:tcMar>
-              <w:top w:w="70" w:type="dxa"/>
-              <w:start w:w="80" w:type="dxa"/>
-              <w:bottom w:w="70" w:type="dxa"/>
-              <w:end w:w="80" w:type="dxa"/>
-            </w:tcMar>
-          </w:tcPr>
-          <w:p>
-            <w:pPr>
-              <w:spacing w:after="0" w:line="240" w:lineRule="auto"/>
-            </w:pPr>
-            <w:r>
-              <w:rPr>
-                <w:sz w:val="15"/>
-              </w:rPr>
-              <w:t xml:space="preserve">CMU Arctic, LibriSpeech clean, HiFiTTS clean / </w:t>
-            </w:r>
-            <w:r>
-              <w:rPr>
-                <w:rFonts w:ascii="Consolas" w:hAnsi="Consolas"/>
-                <w:color w:val="1F2937"/>
-                <w:sz w:val="15"/>
-              </w:rPr>
-              <w:t>controlled_clean</w:t>
-            </w:r>
-          </w:p>
-        </w:tc>
-        <w:tc>
-          <w:tcPr>
-            <w:tcW w:type="dxa" w:w="1568"/>
-            <w:vAlign w:val="center"/>
-            <w:tcMar>
-              <w:top w:w="70" w:type="dxa"/>
-              <w:start w:w="80" w:type="dxa"/>
-              <w:bottom w:w="70" w:type="dxa"/>
-              <w:end w:w="80" w:type="dxa"/>
-            </w:tcMar>
-          </w:tcPr>
-          <w:p>
-            <w:pPr>
-              <w:spacing w:after="0" w:line="240" w:lineRule="auto"/>
-            </w:pPr>
-            <w:r>
-              <w:rPr>
-                <w:sz w:val="15"/>
-              </w:rPr>
-              <w:t>clean, white 10/20 dB, pink 10/20 dB, Dining, Restaurant, selected RIR+pink 10 dB</w:t>
-            </w:r>
-          </w:p>
-        </w:tc>
-        <w:tc>
-          <w:tcPr>
-            <w:tcW w:type="dxa" w:w="1568"/>
-            <w:vAlign w:val="center"/>
-            <w:tcMar>
-              <w:top w:w="70" w:type="dxa"/>
-              <w:start w:w="80" w:type="dxa"/>
-              <w:bottom w:w="70" w:type="dxa"/>
-              <w:end w:w="80" w:type="dxa"/>
-            </w:tcMar>
-          </w:tcPr>
-          <w:p>
-            <w:pPr>
-              <w:spacing w:after="0" w:line="240" w:lineRule="auto"/>
-            </w:pPr>
-            <w:r>
-              <w:rPr>
-                <w:sz w:val="15"/>
-              </w:rPr>
-              <w:t>27</w:t>
-            </w:r>
-          </w:p>
-        </w:tc>
-        <w:tc>
-          <w:tcPr>
-            <w:tcW w:type="dxa" w:w="1568"/>
-            <w:vAlign w:val="center"/>
-            <w:tcMar>
-              <w:top w:w="70" w:type="dxa"/>
-              <w:start w:w="80" w:type="dxa"/>
-              <w:bottom w:w="70" w:type="dxa"/>
-              <w:end w:w="80" w:type="dxa"/>
-            </w:tcMar>
-          </w:tcPr>
-          <w:p>
-            <w:pPr>
-              <w:spacing w:after="0" w:line="240" w:lineRule="auto"/>
-            </w:pPr>
-            <w:r>
-              <w:rPr>
-                <w:sz w:val="15"/>
-              </w:rPr>
-              <w:t>17,640</w:t>
-            </w:r>
-          </w:p>
-        </w:tc>
-        <w:tc>
-          <w:tcPr>
-            <w:tcW w:type="dxa" w:w="1568"/>
-            <w:vAlign w:val="center"/>
-            <w:tcMar>
-              <w:top w:w="70" w:type="dxa"/>
-              <w:start w:w="80" w:type="dxa"/>
-              <w:bottom w:w="70" w:type="dxa"/>
-              <w:end w:w="80" w:type="dxa"/>
-            </w:tcMar>
-          </w:tcPr>
-          <w:p>
-            <w:pPr>
-              <w:spacing w:after="0" w:line="240" w:lineRule="auto"/>
-            </w:pPr>
-            <w:r>
-              <w:rPr>
-                <w:sz w:val="15"/>
-              </w:rPr>
-              <w:t>23.832780</w:t>
-            </w:r>
-          </w:p>
-        </w:tc>
-        <w:tc>
-          <w:tcPr>
-            <w:tcW w:type="dxa" w:w="1568"/>
-            <w:vAlign w:val="center"/>
-            <w:tcMar>
-              <w:top w:w="70" w:type="dxa"/>
-              <w:start w:w="80" w:type="dxa"/>
-              <w:bottom w:w="70" w:type="dxa"/>
-              <w:end w:w="80" w:type="dxa"/>
-            </w:tcMar>
-          </w:tcPr>
-          <w:p>
-            <w:pPr>
-              <w:spacing w:after="0" w:line="240" w:lineRule="auto"/>
-            </w:pPr>
-            <w:r>
-              <w:rPr>
-                <w:sz w:val="15"/>
-              </w:rPr>
-              <w:t>ASR/reliability/resources</w:t>
-            </w:r>
-          </w:p>
-        </w:tc>
-        <w:tc>
-          <w:tcPr>
-            <w:tcW w:type="dxa" w:w="1568"/>
-            <w:vAlign w:val="center"/>
-            <w:tcMar>
-              <w:top w:w="70" w:type="dxa"/>
-              <w:start w:w="80" w:type="dxa"/>
-              <w:bottom w:w="70" w:type="dxa"/>
-              <w:end w:w="80" w:type="dxa"/>
-            </w:tcMar>
-          </w:tcPr>
-          <w:p>
-            <w:pPr>
-              <w:spacing w:after="0" w:line="240" w:lineRule="auto"/>
-            </w:pPr>
-            <w:r>
-              <w:rPr>
-                <w:sz w:val="15"/>
-              </w:rPr>
-              <w:t>Clean reference and controlled degradation</w:t>
-            </w:r>
-          </w:p>
-        </w:tc>
-      </w:tr>
-      <w:tr>
-        <w:tc>
-          <w:tcPr>
-            <w:tcW w:type="dxa" w:w="1568"/>
-            <w:vAlign w:val="center"/>
-            <w:tcMar>
-              <w:top w:w="70" w:type="dxa"/>
-              <w:start w:w="80" w:type="dxa"/>
-              <w:bottom w:w="70" w:type="dxa"/>
-              <w:end w:w="80" w:type="dxa"/>
-            </w:tcMar>
-          </w:tcPr>
-          <w:p>
-            <w:pPr>
-              <w:spacing w:after="0" w:line="240" w:lineRule="auto"/>
-            </w:pPr>
-            <w:r>
-              <w:rPr>
-                <w:sz w:val="15"/>
-              </w:rPr>
-              <w:t>Native ASR</w:t>
-            </w:r>
-          </w:p>
-        </w:tc>
-        <w:tc>
-          <w:tcPr>
-            <w:tcW w:type="dxa" w:w="1568"/>
-            <w:vAlign w:val="center"/>
-            <w:tcMar>
-              <w:top w:w="70" w:type="dxa"/>
-              <w:start w:w="80" w:type="dxa"/>
-              <w:bottom w:w="70" w:type="dxa"/>
-              <w:end w:w="80" w:type="dxa"/>
-            </w:tcMar>
-          </w:tcPr>
-          <w:p>
-            <w:pPr>
-              <w:spacing w:after="0" w:line="240" w:lineRule="auto"/>
-            </w:pPr>
-            <w:r>
-              <w:rPr>
-                <w:sz w:val="15"/>
-              </w:rPr>
-              <w:t>Same</w:t>
-            </w:r>
-          </w:p>
-        </w:tc>
-        <w:tc>
-          <w:tcPr>
-            <w:tcW w:type="dxa" w:w="1568"/>
-            <w:vAlign w:val="center"/>
-            <w:tcMar>
-              <w:top w:w="70" w:type="dxa"/>
-              <w:start w:w="80" w:type="dxa"/>
-              <w:bottom w:w="70" w:type="dxa"/>
-              <w:end w:w="80" w:type="dxa"/>
-            </w:tcMar>
-          </w:tcPr>
-          <w:p>
-            <w:pPr>
-              <w:spacing w:after="0" w:line="240" w:lineRule="auto"/>
-            </w:pPr>
-            <w:r>
-              <w:rPr>
-                <w:sz w:val="15"/>
-              </w:rPr>
-              <w:t xml:space="preserve">AMI, VOiCES, CHiME-6 and approved native rows / </w:t>
-            </w:r>
-            <w:r>
-              <w:rPr>
-                <w:rFonts w:ascii="Consolas" w:hAnsi="Consolas"/>
-                <w:color w:val="1F2937"/>
-                <w:sz w:val="15"/>
-              </w:rPr>
-              <w:t>native_robustness</w:t>
-            </w:r>
-          </w:p>
-        </w:tc>
-        <w:tc>
-          <w:tcPr>
-            <w:tcW w:type="dxa" w:w="1568"/>
-            <w:vAlign w:val="center"/>
-            <w:tcMar>
-              <w:top w:w="70" w:type="dxa"/>
-              <w:start w:w="80" w:type="dxa"/>
-              <w:bottom w:w="70" w:type="dxa"/>
-              <w:end w:w="80" w:type="dxa"/>
-            </w:tcMar>
-          </w:tcPr>
-          <w:p>
-            <w:pPr>
-              <w:spacing w:after="0" w:line="240" w:lineRule="auto"/>
-            </w:pPr>
-            <w:r>
-              <w:rPr>
-                <w:sz w:val="15"/>
-              </w:rPr>
-              <w:t>native only</w:t>
-            </w:r>
-          </w:p>
-        </w:tc>
-        <w:tc>
-          <w:tcPr>
-            <w:tcW w:type="dxa" w:w="1568"/>
-            <w:vAlign w:val="center"/>
-            <w:tcMar>
-              <w:top w:w="70" w:type="dxa"/>
-              <w:start w:w="80" w:type="dxa"/>
-              <w:bottom w:w="70" w:type="dxa"/>
-              <w:end w:w="80" w:type="dxa"/>
-            </w:tcMar>
-          </w:tcPr>
-          <w:p>
-            <w:pPr>
-              <w:spacing w:after="0" w:line="240" w:lineRule="auto"/>
-            </w:pPr>
-            <w:r>
-              <w:rPr>
-                <w:sz w:val="15"/>
-              </w:rPr>
-              <w:t>5</w:t>
-            </w:r>
-          </w:p>
-        </w:tc>
-        <w:tc>
-          <w:tcPr>
-            <w:tcW w:type="dxa" w:w="1568"/>
-            <w:vAlign w:val="center"/>
-            <w:tcMar>
-              <w:top w:w="70" w:type="dxa"/>
-              <w:start w:w="80" w:type="dxa"/>
-              <w:bottom w:w="70" w:type="dxa"/>
-              <w:end w:w="80" w:type="dxa"/>
-            </w:tcMar>
-          </w:tcPr>
-          <w:p>
-            <w:pPr>
-              <w:spacing w:after="0" w:line="240" w:lineRule="auto"/>
-            </w:pPr>
-            <w:r>
-              <w:rPr>
-                <w:sz w:val="15"/>
-              </w:rPr>
-              <w:t>6,298</w:t>
-            </w:r>
-          </w:p>
-        </w:tc>
-        <w:tc>
-          <w:tcPr>
-            <w:tcW w:type="dxa" w:w="1568"/>
-            <w:vAlign w:val="center"/>
-            <w:tcMar>
-              <w:top w:w="70" w:type="dxa"/>
-              <w:start w:w="80" w:type="dxa"/>
-              <w:bottom w:w="70" w:type="dxa"/>
-              <w:end w:w="80" w:type="dxa"/>
-            </w:tcMar>
-          </w:tcPr>
-          <w:p>
-            <w:pPr>
-              <w:spacing w:after="0" w:line="240" w:lineRule="auto"/>
-            </w:pPr>
-            <w:r>
-              <w:rPr>
-                <w:sz w:val="15"/>
-              </w:rPr>
-              <w:t>8.156690</w:t>
-            </w:r>
-          </w:p>
-        </w:tc>
-        <w:tc>
-          <w:tcPr>
-            <w:tcW w:type="dxa" w:w="1568"/>
-            <w:vAlign w:val="center"/>
-            <w:tcMar>
-              <w:top w:w="70" w:type="dxa"/>
-              <w:start w:w="80" w:type="dxa"/>
-              <w:bottom w:w="70" w:type="dxa"/>
-              <w:end w:w="80" w:type="dxa"/>
-            </w:tcMar>
-          </w:tcPr>
-          <w:p>
-            <w:pPr>
-              <w:spacing w:after="0" w:line="240" w:lineRule="auto"/>
-            </w:pPr>
-            <w:r>
-              <w:rPr>
-                <w:sz w:val="15"/>
-              </w:rPr>
-              <w:t>ASR/reliability/resources grouped where metadata permits</w:t>
-            </w:r>
-          </w:p>
-        </w:tc>
-        <w:tc>
-          <w:tcPr>
-            <w:tcW w:type="dxa" w:w="1568"/>
-            <w:vAlign w:val="center"/>
-            <w:tcMar>
-              <w:top w:w="70" w:type="dxa"/>
-              <w:start w:w="80" w:type="dxa"/>
-              <w:bottom w:w="70" w:type="dxa"/>
-              <w:end w:w="80" w:type="dxa"/>
-            </w:tcMar>
-          </w:tcPr>
-          <w:p>
-            <w:pPr>
-              <w:spacing w:after="0" w:line="240" w:lineRule="auto"/>
-            </w:pPr>
-            <w:r>
-              <w:rPr>
-                <w:sz w:val="15"/>
-              </w:rPr>
-              <w:t>Native far-field/meeting robustness without double augmentation</w:t>
-            </w:r>
-          </w:p>
-        </w:tc>
-      </w:tr>
-      <w:tr>
-        <w:tc>
-          <w:tcPr>
-            <w:tcW w:type="dxa" w:w="1568"/>
-            <w:vAlign w:val="center"/>
-            <w:tcMar>
-              <w:top w:w="70" w:type="dxa"/>
-              <w:start w:w="80" w:type="dxa"/>
-              <w:bottom w:w="70" w:type="dxa"/>
-              <w:end w:w="80" w:type="dxa"/>
-            </w:tcMar>
-          </w:tcPr>
-          <w:p>
-            <w:pPr>
-              <w:spacing w:after="0" w:line="240" w:lineRule="auto"/>
-            </w:pPr>
-            <w:r>
-              <w:rPr>
-                <w:sz w:val="15"/>
-              </w:rPr>
-              <w:t>Speaker-source ASR</w:t>
-            </w:r>
-          </w:p>
-        </w:tc>
-        <w:tc>
-          <w:tcPr>
-            <w:tcW w:type="dxa" w:w="1568"/>
-            <w:vAlign w:val="center"/>
-            <w:tcMar>
-              <w:top w:w="70" w:type="dxa"/>
-              <w:start w:w="80" w:type="dxa"/>
-              <w:bottom w:w="70" w:type="dxa"/>
-              <w:end w:w="80" w:type="dxa"/>
-            </w:tcMar>
-          </w:tcPr>
-          <w:p>
-            <w:pPr>
-              <w:spacing w:after="0" w:line="240" w:lineRule="auto"/>
-            </w:pPr>
-            <w:r>
-              <w:rPr>
-                <w:sz w:val="15"/>
-              </w:rPr>
-              <w:t>Same; no embeddings/matcher</w:t>
-            </w:r>
-          </w:p>
-        </w:tc>
-        <w:tc>
-          <w:tcPr>
-            <w:tcW w:type="dxa" w:w="1568"/>
-            <w:vAlign w:val="center"/>
-            <w:tcMar>
-              <w:top w:w="70" w:type="dxa"/>
-              <w:start w:w="80" w:type="dxa"/>
-              <w:bottom w:w="70" w:type="dxa"/>
-              <w:end w:w="80" w:type="dxa"/>
-            </w:tcMar>
-          </w:tcPr>
-          <w:p>
-            <w:pPr>
-              <w:spacing w:after="0" w:line="240" w:lineRule="auto"/>
-            </w:pPr>
-            <w:r>
-              <w:rPr>
-                <w:sz w:val="15"/>
-              </w:rPr>
-              <w:t xml:space="preserve">Immutable enrollment/calibration/known/unknown source rows / </w:t>
-            </w:r>
-            <w:r>
-              <w:rPr>
-                <w:rFonts w:ascii="Consolas" w:hAnsi="Consolas"/>
-                <w:color w:val="1F2937"/>
-                <w:sz w:val="15"/>
-              </w:rPr>
-              <w:t>speaker_protocol</w:t>
-            </w:r>
-          </w:p>
-        </w:tc>
-        <w:tc>
-          <w:tcPr>
-            <w:tcW w:type="dxa" w:w="1568"/>
-            <w:vAlign w:val="center"/>
-            <w:tcMar>
-              <w:top w:w="70" w:type="dxa"/>
-              <w:start w:w="80" w:type="dxa"/>
-              <w:bottom w:w="70" w:type="dxa"/>
-              <w:end w:w="80" w:type="dxa"/>
-            </w:tcMar>
-          </w:tcPr>
-          <w:p>
-            <w:pPr>
-              <w:spacing w:after="0" w:line="240" w:lineRule="auto"/>
-            </w:pPr>
-            <w:r>
-              <w:rPr>
-                <w:sz w:val="15"/>
-              </w:rPr>
-              <w:t>clean/degraded manifest conditions</w:t>
-            </w:r>
-          </w:p>
-        </w:tc>
-        <w:tc>
-          <w:tcPr>
-            <w:tcW w:type="dxa" w:w="1568"/>
-            <w:vAlign w:val="center"/>
-            <w:tcMar>
-              <w:top w:w="70" w:type="dxa"/>
-              <w:start w:w="80" w:type="dxa"/>
-              <w:bottom w:w="70" w:type="dxa"/>
-              <w:end w:w="80" w:type="dxa"/>
-            </w:tcMar>
-          </w:tcPr>
-          <w:p>
-            <w:pPr>
-              <w:spacing w:after="0" w:line="240" w:lineRule="auto"/>
-            </w:pPr>
-            <w:r>
-              <w:rPr>
-                <w:sz w:val="15"/>
-              </w:rPr>
-              <w:t>9</w:t>
-            </w:r>
-          </w:p>
-        </w:tc>
-        <w:tc>
-          <w:tcPr>
-            <w:tcW w:type="dxa" w:w="1568"/>
-            <w:vAlign w:val="center"/>
-            <w:tcMar>
-              <w:top w:w="70" w:type="dxa"/>
-              <w:start w:w="80" w:type="dxa"/>
-              <w:bottom w:w="70" w:type="dxa"/>
-              <w:end w:w="80" w:type="dxa"/>
-            </w:tcMar>
-          </w:tcPr>
-          <w:p>
-            <w:pPr>
-              <w:spacing w:after="0" w:line="240" w:lineRule="auto"/>
-            </w:pPr>
-            <w:r>
-              <w:rPr>
-                <w:sz w:val="15"/>
-              </w:rPr>
-              <w:t>1,860</w:t>
-            </w:r>
-          </w:p>
-        </w:tc>
-        <w:tc>
-          <w:tcPr>
-            <w:tcW w:type="dxa" w:w="1568"/>
-            <w:vAlign w:val="center"/>
-            <w:tcMar>
-              <w:top w:w="70" w:type="dxa"/>
-              <w:start w:w="80" w:type="dxa"/>
-              <w:bottom w:w="70" w:type="dxa"/>
-              <w:end w:w="80" w:type="dxa"/>
-            </w:tcMar>
-          </w:tcPr>
-          <w:p>
-            <w:pPr>
-              <w:spacing w:after="0" w:line="240" w:lineRule="auto"/>
-            </w:pPr>
-            <w:r>
-              <w:rPr>
-                <w:sz w:val="15"/>
-              </w:rPr>
-              <w:t>1.730650</w:t>
-            </w:r>
-          </w:p>
-        </w:tc>
-        <w:tc>
-          <w:tcPr>
-            <w:tcW w:type="dxa" w:w="1568"/>
-            <w:vAlign w:val="center"/>
-            <w:tcMar>
-              <w:top w:w="70" w:type="dxa"/>
-              <w:start w:w="80" w:type="dxa"/>
-              <w:bottom w:w="70" w:type="dxa"/>
-              <w:end w:w="80" w:type="dxa"/>
-            </w:tcMar>
-          </w:tcPr>
-          <w:p>
-            <w:pPr>
-              <w:spacing w:after="0" w:line="240" w:lineRule="auto"/>
-            </w:pPr>
-            <w:r>
-              <w:rPr>
-                <w:sz w:val="15"/>
-              </w:rPr>
-              <w:t>ASR/reliability only</w:t>
-            </w:r>
-          </w:p>
-        </w:tc>
-        <w:tc>
-          <w:tcPr>
-            <w:tcW w:type="dxa" w:w="1568"/>
-            <w:vAlign w:val="center"/>
-            <w:tcMar>
-              <w:top w:w="70" w:type="dxa"/>
-              <w:start w:w="80" w:type="dxa"/>
-              <w:bottom w:w="70" w:type="dxa"/>
-              <w:end w:w="80" w:type="dxa"/>
-            </w:tcMar>
-          </w:tcPr>
-          <w:p>
-            <w:pPr>
-              <w:spacing w:after="0" w:line="240" w:lineRule="auto"/>
-            </w:pPr>
-            <w:r>
-              <w:rPr>
-                <w:sz w:val="15"/>
-              </w:rPr>
-              <w:t xml:space="preserve">Preserve common source selection for later backend-specific speaker work; </w:t>
-            </w:r>
-            <w:r>
-              <w:rPr>
-                <w:b/>
-                <w:sz w:val="15"/>
-              </w:rPr>
-              <w:t>not</w:t>
-            </w:r>
-            <w:r>
-              <w:rPr>
-                <w:sz w:val="15"/>
-              </w:rPr>
-              <w:t xml:space="preserve"> speaker verification evidence</w:t>
-            </w:r>
-          </w:p>
-        </w:tc>
-      </w:tr>
-    </w:tbl>
-    <w:p>
-      <w:pPr>
-        <w:spacing w:after="20"/>
-      </w:pPr>
-    </w:p>
-    <w:p>
-      <w:pPr>
-        <w:sectPr>
-          <w:pgSz w:w="15840" w:h="12240" w:orient="landscape"/>
-          <w:pgMar w:top="792" w:right="864" w:bottom="792" w:left="864" w:header="720" w:footer="720" w:gutter="0"/>
-          <w:cols w:space="720"/>
-          <w:docGrid w:linePitch="360"/>
-        </w:sectPr>
-      </w:pPr>
-    </w:p>
-    <w:p>
-      <w:r>
-        <w:t>Dataset scenario counts are CMU Arctic 18, LibriSpeech 10, HiFiTTS 10, AMI 1, VOiCES 1, and CHiME-6 1. Condition counts are clean 6, native 5, white 10 dB 5, white 20 dB 3, pink 10 dB 5, pink 20 dB 3, Dining 5, Restaurant 3, Dining+pink 10 dB 3, and Restaurant+pink 10 dB 3.</w:t>
-      </w:r>
-    </w:p>
-    <w:p>
-      <w:pPr>
-        <w:pStyle w:val="Heading2"/>
-      </w:pPr>
-      <w:r>
-        <w:t>Components and acoustic policy</w:t>
-      </w:r>
-    </w:p>
-    <w:p>
-      <w:r>
-        <w:t xml:space="preserve">The only active model component is </w:t>
-      </w:r>
-      <w:r>
-        <w:rPr>
-          <w:rFonts w:ascii="Consolas" w:hAnsi="Consolas"/>
-          <w:color w:val="1F2937"/>
-          <w:sz w:val="19"/>
-        </w:rPr>
-        <w:t>whisper_base</w:t>
-      </w:r>
-      <w:r>
-        <w:t xml:space="preserve"> through </w:t>
-      </w:r>
-      <w:r>
-        <w:rPr>
-          <w:rFonts w:ascii="Consolas" w:hAnsi="Consolas"/>
-          <w:color w:val="1F2937"/>
-          <w:sz w:val="19"/>
-        </w:rPr>
-        <w:t>WhisperBaseASRAdapter</w:t>
-      </w:r>
-      <w:r>
-        <w:t xml:space="preserve"> / </w:t>
-      </w:r>
-      <w:r>
-        <w:rPr>
-          <w:rFonts w:ascii="Consolas" w:hAnsi="Consolas"/>
-          <w:color w:val="1F2937"/>
-          <w:sz w:val="19"/>
-        </w:rPr>
-        <w:t>WhisperASR</w:t>
-      </w:r>
-      <w:r>
-        <w:t xml:space="preserve">. VAD, segmentation, speaker embedding, speaker matching, and diarization are explicit disabled no-ops. Whisper Base uses English, beam size 1, 16 kHz audio, CPU/float32, and the exact 145,262,807 byte model with SHA-256 </w:t>
-      </w:r>
-      <w:r>
-        <w:rPr>
-          <w:rFonts w:ascii="Consolas" w:hAnsi="Consolas"/>
-          <w:color w:val="1F2937"/>
-          <w:sz w:val="19"/>
-        </w:rPr>
-        <w:t>ED3A0B6B1C0EDF879AD9B11B1AF5A0E6AB5DB9205F891F668F8B0E6C6326E34E</w:t>
-      </w:r>
-      <w:r>
-        <w:t>.</w:t>
-      </w:r>
-    </w:p>
-    <w:p>
-      <w:r>
-        <w:t xml:space="preserve">Only controlled-clean sources receive simulation. Native rows are </w:t>
-      </w:r>
-      <w:r>
-        <w:rPr>
-          <w:rFonts w:ascii="Consolas" w:hAnsi="Consolas"/>
-          <w:color w:val="1F2937"/>
-          <w:sz w:val="19"/>
-        </w:rPr>
-        <w:t>native_only</w:t>
-      </w:r>
-      <w:r>
-        <w:t>. The two executable RIR identities are:</w:t>
-      </w:r>
-    </w:p>
-    <w:p>
-      <w:pPr>
-        <w:pStyle w:val="ListBullet"/>
-      </w:pPr>
-      <w:r>
-        <w:rPr>
-          <w:rFonts w:ascii="Consolas" w:hAnsi="Consolas"/>
-          <w:color w:val="1F2937"/>
-          <w:sz w:val="19"/>
-        </w:rPr>
-        <w:t>dining_room_h025</w:t>
-      </w:r>
-      <w:r>
-        <w:t xml:space="preserve"> — </w:t>
-      </w:r>
-      <w:r>
-        <w:rPr>
-          <w:rFonts w:ascii="Consolas" w:hAnsi="Consolas"/>
-          <w:color w:val="1F2937"/>
-          <w:sz w:val="19"/>
-        </w:rPr>
-        <w:t>h025_Diningroom_8txts.wav</w:t>
-      </w:r>
-      <w:r>
-        <w:t>, SHA-256</w:t>
-      </w:r>
-    </w:p>
-    <w:p>
-      <w:r>
-        <w:rPr>
-          <w:rFonts w:ascii="Consolas" w:hAnsi="Consolas"/>
-          <w:color w:val="1F2937"/>
-          <w:sz w:val="19"/>
-        </w:rPr>
-        <w:t>940D761A280DCD8FAAB077074E02BADE649E64E47461D80A4F927A01ABBEF5E2</w:t>
-      </w:r>
-      <w:r>
-        <w:t>;</w:t>
-      </w:r>
-    </w:p>
-    <w:p>
-      <w:pPr>
-        <w:pStyle w:val="ListBullet"/>
-      </w:pPr>
-      <w:r>
-        <w:rPr>
-          <w:rFonts w:ascii="Consolas" w:hAnsi="Consolas"/>
-          <w:color w:val="1F2937"/>
-          <w:sz w:val="19"/>
-        </w:rPr>
-        <w:t>restaurant_h093</w:t>
-      </w:r>
-      <w:r>
-        <w:t xml:space="preserve"> — </w:t>
-      </w:r>
-      <w:r>
-        <w:rPr>
-          <w:rFonts w:ascii="Consolas" w:hAnsi="Consolas"/>
-          <w:color w:val="1F2937"/>
-          <w:sz w:val="19"/>
-        </w:rPr>
-        <w:t>h093_Restaurant_2txts.wav</w:t>
-      </w:r>
-      <w:r>
-        <w:t>, SHA-256</w:t>
-      </w:r>
-    </w:p>
-    <w:p>
-      <w:r>
-        <w:rPr>
-          <w:rFonts w:ascii="Consolas" w:hAnsi="Consolas"/>
-          <w:color w:val="1F2937"/>
-          <w:sz w:val="19"/>
-        </w:rPr>
-        <w:t>C2CA8A07002943409D31A2C6D6D07BA826AA428FE6EF6CECF2C4FF33D7D4A8A8</w:t>
-      </w:r>
-      <w:r>
-        <w:t>.</w:t>
-      </w:r>
-    </w:p>
-    <w:p>
-      <w:r>
-        <w:t>Bedroom is unresolved and has no scenario. ParkingLot is never substituted for Bedroom or Kitchen. No XVF3800 processing or extra RIR characterization is in scope.</w:t>
-      </w:r>
-    </w:p>
-    <w:p>
-      <w:pPr>
-        <w:pStyle w:val="Heading2"/>
-      </w:pPr>
-      <w:r>
-        <w:t>Metrics, telemetry, plots, and reports</w:t>
-      </w:r>
-    </w:p>
-    <w:p>
-      <w:r>
-        <w:t>Each ASR scenario is expected to retain standardized predictions, diagnostics, failures, item/grouped metrics, summary, telemetry samples, component spans, resource summary, logs, checksums, and scenario reports. Valid campaign-level analysis includes WER/error counts, reliability/completion, available CPU/RAM/ disk/GPU-null telemetry, condition/dataset groups, coverage, and eligibility- gated plots. CER, latency, RTF, throughput, sensor values, and subgroup plots are emitted only when their required artifacts exist. Speaker/diarization metrics are not supported by this candidate and must be reported unavailable, not zero.</w:t>
-      </w:r>
-    </w:p>
-    <w:p>
-      <w:pPr>
-        <w:pStyle w:val="Heading2"/>
-      </w:pPr>
-      <w:r>
-        <w:t>Excluded or blocked coverage</w:t>
-      </w:r>
-    </w:p>
-    <w:tbl>
-      <w:tblPr>
-        <w:tblW w:type="auto" w:w="0"/>
-        <w:jc w:val="center"/>
-        <w:tblLayout w:type="autofit"/>
-        <w:tblLook w:firstColumn="1" w:firstRow="1" w:lastColumn="0" w:lastRow="0" w:noHBand="0" w:noVBand="1" w:val="04A0"/>
-        <w:tblBorders>
-          <w:top w:val="single" w:sz="4" w:space="0" w:color="B7C9DA"/>
-          <w:left w:val="single" w:sz="4" w:space="0" w:color="B7C9DA"/>
-          <w:bottom w:val="single" w:sz="4" w:space="0" w:color="B7C9DA"/>
-          <w:right w:val="single" w:sz="4" w:space="0" w:color="B7C9DA"/>
-          <w:insideH w:val="single" w:sz="4" w:space="0" w:color="B7C9DA"/>
-          <w:insideV w:val="single" w:sz="4" w:space="0" w:color="B7C9DA"/>
-        </w:tblBorders>
-      </w:tblPr>
-      <w:tblGrid>
-        <w:gridCol w:w="3389"/>
-        <w:gridCol w:w="3389"/>
-        <w:gridCol w:w="3389"/>
-      </w:tblGrid>
-      <w:tr>
-        <w:trPr>
-          <w:tblHeader w:val="true"/>
-        </w:trPr>
-        <w:tc>
-          <w:tcPr>
-            <w:tcW w:type="dxa" w:w="3389"/>
-            <w:vAlign w:val="center"/>
-            <w:tcMar>
-              <w:top w:w="70" w:type="dxa"/>
-              <w:start w:w="80" w:type="dxa"/>
-              <w:bottom w:w="70" w:type="dxa"/>
-              <w:end w:w="80" w:type="dxa"/>
-            </w:tcMar>
-            <w:shd w:fill="EAF1F8"/>
-          </w:tcPr>
-          <w:p>
-            <w:pPr>
-              <w:spacing w:after="0" w:line="240" w:lineRule="auto"/>
-            </w:pPr>
-            <w:r>
-              <w:rPr>
-                <w:b/>
-                <w:color w:val="1F4E79"/>
-                <w:sz w:val="17"/>
-              </w:rPr>
-              <w:t>Component family</w:t>
-            </w:r>
-          </w:p>
-        </w:tc>
-        <w:tc>
-          <w:tcPr>
-            <w:tcW w:type="dxa" w:w="3389"/>
-            <w:vAlign w:val="center"/>
-            <w:tcMar>
-              <w:top w:w="70" w:type="dxa"/>
-              <w:start w:w="80" w:type="dxa"/>
-              <w:bottom w:w="70" w:type="dxa"/>
-              <w:end w:w="80" w:type="dxa"/>
-            </w:tcMar>
-            <w:shd w:fill="EAF1F8"/>
-          </w:tcPr>
-          <w:p>
-            <w:pPr>
-              <w:spacing w:after="0" w:line="240" w:lineRule="auto"/>
-            </w:pPr>
-            <w:r>
-              <w:rPr>
-                <w:b/>
-                <w:color w:val="1F4E79"/>
-                <w:sz w:val="17"/>
-              </w:rPr>
-              <w:t>Status in candidate</w:t>
-            </w:r>
-          </w:p>
-        </w:tc>
-        <w:tc>
-          <w:tcPr>
-            <w:tcW w:type="dxa" w:w="3389"/>
-            <w:vAlign w:val="center"/>
-            <w:tcMar>
-              <w:top w:w="70" w:type="dxa"/>
-              <w:start w:w="80" w:type="dxa"/>
-              <w:bottom w:w="70" w:type="dxa"/>
-              <w:end w:w="80" w:type="dxa"/>
-            </w:tcMar>
-            <w:shd w:fill="EAF1F8"/>
-          </w:tcPr>
-          <w:p>
-            <w:pPr>
-              <w:spacing w:after="0" w:line="240" w:lineRule="auto"/>
-            </w:pPr>
-            <w:r>
-              <w:rPr>
-                <w:b/>
-                <w:color w:val="1F4E79"/>
-                <w:sz w:val="17"/>
-              </w:rPr>
-              <w:t>Reason</w:t>
-            </w:r>
-          </w:p>
-        </w:tc>
-      </w:tr>
-      <w:tr>
-        <w:tc>
-          <w:tcPr>
-            <w:tcW w:type="dxa" w:w="3389"/>
-            <w:vAlign w:val="center"/>
-            <w:tcMar>
-              <w:top w:w="70" w:type="dxa"/>
-              <w:start w:w="80" w:type="dxa"/>
-              <w:bottom w:w="70" w:type="dxa"/>
-              <w:end w:w="80" w:type="dxa"/>
-            </w:tcMar>
-          </w:tcPr>
-          <w:p>
-            <w:pPr>
-              <w:spacing w:after="0" w:line="240" w:lineRule="auto"/>
-            </w:pPr>
-            <w:r>
-              <w:rPr>
-                <w:sz w:val="17"/>
-              </w:rPr>
-              <w:t>Whisper Tiny/Small and extended ASR</w:t>
-            </w:r>
-          </w:p>
-        </w:tc>
-        <w:tc>
-          <w:tcPr>
-            <w:tcW w:type="dxa" w:w="3389"/>
-            <w:vAlign w:val="center"/>
-            <w:tcMar>
-              <w:top w:w="70" w:type="dxa"/>
-              <w:start w:w="80" w:type="dxa"/>
-              <w:bottom w:w="70" w:type="dxa"/>
-              <w:end w:w="80" w:type="dxa"/>
-            </w:tcMar>
-          </w:tcPr>
-          <w:p>
-            <w:pPr>
-              <w:spacing w:after="0" w:line="240" w:lineRule="auto"/>
-            </w:pPr>
-            <w:r>
-              <w:rPr>
-                <w:sz w:val="17"/>
-              </w:rPr>
-              <w:t>Excluded pending screening</w:t>
-            </w:r>
-          </w:p>
-        </w:tc>
-        <w:tc>
-          <w:tcPr>
-            <w:tcW w:type="dxa" w:w="3389"/>
-            <w:vAlign w:val="center"/>
-            <w:tcMar>
-              <w:top w:w="70" w:type="dxa"/>
-              <w:start w:w="80" w:type="dxa"/>
-              <w:bottom w:w="70" w:type="dxa"/>
-              <w:end w:w="80" w:type="dxa"/>
-            </w:tcMar>
-          </w:tcPr>
-          <w:p>
-            <w:pPr>
-              <w:spacing w:after="0" w:line="240" w:lineRule="auto"/>
-            </w:pPr>
-            <w:r>
-              <w:rPr>
-                <w:sz w:val="17"/>
-              </w:rPr>
-              <w:t>No final non-dominated shortlist/gate evidence</w:t>
-            </w:r>
-          </w:p>
-        </w:tc>
-      </w:tr>
-      <w:tr>
-        <w:tc>
-          <w:tcPr>
-            <w:tcW w:type="dxa" w:w="3389"/>
-            <w:vAlign w:val="center"/>
-            <w:tcMar>
-              <w:top w:w="70" w:type="dxa"/>
-              <w:start w:w="80" w:type="dxa"/>
-              <w:bottom w:w="70" w:type="dxa"/>
-              <w:end w:w="80" w:type="dxa"/>
-            </w:tcMar>
-          </w:tcPr>
-          <w:p>
-            <w:pPr>
-              <w:spacing w:after="0" w:line="240" w:lineRule="auto"/>
-            </w:pPr>
-            <w:r>
-              <w:rPr>
-                <w:sz w:val="17"/>
-              </w:rPr>
-              <w:t>Energy/Silero/WebRTC/Sherpa VAD and VADChunker</w:t>
-            </w:r>
-          </w:p>
-        </w:tc>
-        <w:tc>
-          <w:tcPr>
-            <w:tcW w:type="dxa" w:w="3389"/>
-            <w:vAlign w:val="center"/>
-            <w:tcMar>
-              <w:top w:w="70" w:type="dxa"/>
-              <w:start w:w="80" w:type="dxa"/>
-              <w:bottom w:w="70" w:type="dxa"/>
-              <w:end w:w="80" w:type="dxa"/>
-            </w:tcMar>
-          </w:tcPr>
-          <w:p>
-            <w:pPr>
-              <w:spacing w:after="0" w:line="240" w:lineRule="auto"/>
-            </w:pPr>
-            <w:r>
-              <w:rPr>
-                <w:sz w:val="17"/>
-              </w:rPr>
-              <w:t>Excluded pending screening</w:t>
-            </w:r>
-          </w:p>
-        </w:tc>
-        <w:tc>
-          <w:tcPr>
-            <w:tcW w:type="dxa" w:w="3389"/>
-            <w:vAlign w:val="center"/>
-            <w:tcMar>
-              <w:top w:w="70" w:type="dxa"/>
-              <w:start w:w="80" w:type="dxa"/>
-              <w:bottom w:w="70" w:type="dxa"/>
-              <w:end w:w="80" w:type="dxa"/>
-            </w:tcMar>
-          </w:tcPr>
-          <w:p>
-            <w:pPr>
-              <w:spacing w:after="0" w:line="240" w:lineRule="auto"/>
-            </w:pPr>
-            <w:r>
-              <w:rPr>
-                <w:sz w:val="17"/>
-              </w:rPr>
-              <w:t>Candidate is full-record reference only</w:t>
-            </w:r>
-          </w:p>
-        </w:tc>
-      </w:tr>
-      <w:tr>
-        <w:tc>
-          <w:tcPr>
-            <w:tcW w:type="dxa" w:w="3389"/>
-            <w:vAlign w:val="center"/>
-            <w:tcMar>
-              <w:top w:w="70" w:type="dxa"/>
-              <w:start w:w="80" w:type="dxa"/>
-              <w:bottom w:w="70" w:type="dxa"/>
-              <w:end w:w="80" w:type="dxa"/>
-            </w:tcMar>
-          </w:tcPr>
-          <w:p>
-            <w:pPr>
-              <w:spacing w:after="0" w:line="240" w:lineRule="auto"/>
-            </w:pPr>
-            <w:r>
-              <w:rPr>
-                <w:sz w:val="17"/>
-              </w:rPr>
-              <w:t>ECAPA/Resemblyzer/WeSpeaker/Sherpa embeddings and cosine matching</w:t>
-            </w:r>
-          </w:p>
-        </w:tc>
-        <w:tc>
-          <w:tcPr>
-            <w:tcW w:type="dxa" w:w="3389"/>
-            <w:vAlign w:val="center"/>
-            <w:tcMar>
-              <w:top w:w="70" w:type="dxa"/>
-              <w:start w:w="80" w:type="dxa"/>
-              <w:bottom w:w="70" w:type="dxa"/>
-              <w:end w:w="80" w:type="dxa"/>
-            </w:tcMar>
-          </w:tcPr>
-          <w:p>
-            <w:pPr>
-              <w:spacing w:after="0" w:line="240" w:lineRule="auto"/>
-            </w:pPr>
-            <w:r>
-              <w:rPr>
-                <w:sz w:val="17"/>
-              </w:rPr>
-              <w:t>Excluded</w:t>
-            </w:r>
-          </w:p>
-        </w:tc>
-        <w:tc>
-          <w:tcPr>
-            <w:tcW w:type="dxa" w:w="3389"/>
-            <w:vAlign w:val="center"/>
-            <w:tcMar>
-              <w:top w:w="70" w:type="dxa"/>
-              <w:start w:w="80" w:type="dxa"/>
-              <w:bottom w:w="70" w:type="dxa"/>
-              <w:end w:w="80" w:type="dxa"/>
-            </w:tcMar>
-          </w:tcPr>
-          <w:p>
-            <w:pPr>
-              <w:spacing w:after="0" w:line="240" w:lineRule="auto"/>
-            </w:pPr>
-            <w:r>
-              <w:rPr>
-                <w:sz w:val="17"/>
-              </w:rPr>
-              <w:t>Backend-specific speaker protocol is a separate scientific run</w:t>
-            </w:r>
-          </w:p>
-        </w:tc>
-      </w:tr>
-      <w:tr>
-        <w:tc>
-          <w:tcPr>
-            <w:tcW w:type="dxa" w:w="3389"/>
-            <w:vAlign w:val="center"/>
-            <w:tcMar>
-              <w:top w:w="70" w:type="dxa"/>
-              <w:start w:w="80" w:type="dxa"/>
-              <w:bottom w:w="70" w:type="dxa"/>
-              <w:end w:w="80" w:type="dxa"/>
-            </w:tcMar>
-          </w:tcPr>
-          <w:p>
-            <w:pPr>
-              <w:spacing w:after="0" w:line="240" w:lineRule="auto"/>
-            </w:pPr>
-            <w:r>
-              <w:rPr>
-                <w:sz w:val="17"/>
-              </w:rPr>
-              <w:t>Sherpa diarization</w:t>
-            </w:r>
-          </w:p>
-        </w:tc>
-        <w:tc>
-          <w:tcPr>
-            <w:tcW w:type="dxa" w:w="3389"/>
-            <w:vAlign w:val="center"/>
-            <w:tcMar>
-              <w:top w:w="70" w:type="dxa"/>
-              <w:start w:w="80" w:type="dxa"/>
-              <w:bottom w:w="70" w:type="dxa"/>
-              <w:end w:w="80" w:type="dxa"/>
-            </w:tcMar>
-          </w:tcPr>
-          <w:p>
-            <w:pPr>
-              <w:spacing w:after="0" w:line="240" w:lineRule="auto"/>
-            </w:pPr>
-            <w:r>
-              <w:rPr>
-                <w:sz w:val="17"/>
-              </w:rPr>
-              <w:t>Excluded pending native-panel selection</w:t>
-            </w:r>
-          </w:p>
-        </w:tc>
-        <w:tc>
-          <w:tcPr>
-            <w:tcW w:type="dxa" w:w="3389"/>
-            <w:vAlign w:val="center"/>
-            <w:tcMar>
-              <w:top w:w="70" w:type="dxa"/>
-              <w:start w:w="80" w:type="dxa"/>
-              <w:bottom w:w="70" w:type="dxa"/>
-              <w:end w:w="80" w:type="dxa"/>
-            </w:tcMar>
-          </w:tcPr>
-          <w:p>
-            <w:pPr>
-              <w:spacing w:after="0" w:line="240" w:lineRule="auto"/>
-            </w:pPr>
-            <w:r>
-              <w:rPr>
-                <w:sz w:val="17"/>
-              </w:rPr>
-              <w:t>No diarization scenarios in candidate</w:t>
-            </w:r>
-          </w:p>
-        </w:tc>
-      </w:tr>
-      <w:tr>
-        <w:tc>
-          <w:tcPr>
-            <w:tcW w:type="dxa" w:w="3389"/>
-            <w:vAlign w:val="center"/>
-            <w:tcMar>
-              <w:top w:w="70" w:type="dxa"/>
-              <w:start w:w="80" w:type="dxa"/>
-              <w:bottom w:w="70" w:type="dxa"/>
-              <w:end w:w="80" w:type="dxa"/>
-            </w:tcMar>
-          </w:tcPr>
-          <w:p>
-            <w:pPr>
-              <w:spacing w:after="0" w:line="240" w:lineRule="auto"/>
-            </w:pPr>
-            <w:r>
-              <w:rPr>
-                <w:sz w:val="17"/>
-              </w:rPr>
-              <w:t>Pyannote/Falcon</w:t>
-            </w:r>
-          </w:p>
-        </w:tc>
-        <w:tc>
-          <w:tcPr>
-            <w:tcW w:type="dxa" w:w="3389"/>
-            <w:vAlign w:val="center"/>
-            <w:tcMar>
-              <w:top w:w="70" w:type="dxa"/>
-              <w:start w:w="80" w:type="dxa"/>
-              <w:bottom w:w="70" w:type="dxa"/>
-              <w:end w:w="80" w:type="dxa"/>
-            </w:tcMar>
-          </w:tcPr>
-          <w:p>
-            <w:pPr>
-              <w:spacing w:after="0" w:line="240" w:lineRule="auto"/>
-            </w:pPr>
-            <w:r>
-              <w:rPr>
-                <w:sz w:val="17"/>
-              </w:rPr>
-              <w:t>Blocked/optional</w:t>
-            </w:r>
-          </w:p>
-        </w:tc>
-        <w:tc>
-          <w:tcPr>
-            <w:tcW w:type="dxa" w:w="3389"/>
-            <w:vAlign w:val="center"/>
-            <w:tcMar>
-              <w:top w:w="70" w:type="dxa"/>
-              <w:start w:w="80" w:type="dxa"/>
-              <w:bottom w:w="70" w:type="dxa"/>
-              <w:end w:w="80" w:type="dxa"/>
-            </w:tcMar>
-          </w:tcPr>
-          <w:p>
-            <w:pPr>
-              <w:spacing w:after="0" w:line="240" w:lineRule="auto"/>
-            </w:pPr>
-            <w:r>
-              <w:rPr>
-                <w:sz w:val="17"/>
-              </w:rPr>
-              <w:t>Owner licence/credentials absent</w:t>
-            </w:r>
-          </w:p>
-        </w:tc>
-      </w:tr>
-      <w:tr>
-        <w:tc>
-          <w:tcPr>
-            <w:tcW w:type="dxa" w:w="3389"/>
-            <w:vAlign w:val="center"/>
-            <w:tcMar>
-              <w:top w:w="70" w:type="dxa"/>
-              <w:start w:w="80" w:type="dxa"/>
-              <w:bottom w:w="70" w:type="dxa"/>
-              <w:end w:w="80" w:type="dxa"/>
-            </w:tcMar>
-          </w:tcPr>
-          <w:p>
-            <w:pPr>
-              <w:spacing w:after="0" w:line="240" w:lineRule="auto"/>
-            </w:pPr>
-            <w:r>
-              <w:rPr>
-                <w:sz w:val="17"/>
-              </w:rPr>
-              <w:t>NeMo</w:t>
-            </w:r>
-          </w:p>
-        </w:tc>
-        <w:tc>
-          <w:tcPr>
-            <w:tcW w:type="dxa" w:w="3389"/>
-            <w:vAlign w:val="center"/>
-            <w:tcMar>
-              <w:top w:w="70" w:type="dxa"/>
-              <w:start w:w="80" w:type="dxa"/>
-              <w:bottom w:w="70" w:type="dxa"/>
-              <w:end w:w="80" w:type="dxa"/>
-            </w:tcMar>
-          </w:tcPr>
-          <w:p>
-            <w:pPr>
-              <w:spacing w:after="0" w:line="240" w:lineRule="auto"/>
-            </w:pPr>
-            <w:r>
-              <w:rPr>
-                <w:sz w:val="17"/>
-              </w:rPr>
-              <w:t>Blocked/optional</w:t>
-            </w:r>
-          </w:p>
-        </w:tc>
-        <w:tc>
-          <w:tcPr>
-            <w:tcW w:type="dxa" w:w="3389"/>
-            <w:vAlign w:val="center"/>
-            <w:tcMar>
-              <w:top w:w="70" w:type="dxa"/>
-              <w:start w:w="80" w:type="dxa"/>
-              <w:bottom w:w="70" w:type="dxa"/>
-              <w:end w:w="80" w:type="dxa"/>
-            </w:tcMar>
-          </w:tcPr>
-          <w:p>
-            <w:pPr>
-              <w:spacing w:after="0" w:line="240" w:lineRule="auto"/>
-            </w:pPr>
-            <w:r>
-              <w:rPr>
-                <w:sz w:val="17"/>
-              </w:rPr>
-              <w:t>Linux/CUDA and active checkpoints unresolved</w:t>
-            </w:r>
-          </w:p>
-        </w:tc>
-      </w:tr>
-      <w:tr>
-        <w:tc>
-          <w:tcPr>
-            <w:tcW w:type="dxa" w:w="3389"/>
-            <w:vAlign w:val="center"/>
-            <w:tcMar>
-              <w:top w:w="70" w:type="dxa"/>
-              <w:start w:w="80" w:type="dxa"/>
-              <w:bottom w:w="70" w:type="dxa"/>
-              <w:end w:w="80" w:type="dxa"/>
-            </w:tcMar>
-          </w:tcPr>
-          <w:p>
-            <w:pPr>
-              <w:spacing w:after="0" w:line="240" w:lineRule="auto"/>
-            </w:pPr>
-            <w:r>
-              <w:rPr>
-                <w:sz w:val="17"/>
-              </w:rPr>
-              <w:t>WeNet</w:t>
-            </w:r>
-          </w:p>
-        </w:tc>
-        <w:tc>
-          <w:tcPr>
-            <w:tcW w:type="dxa" w:w="3389"/>
-            <w:vAlign w:val="center"/>
-            <w:tcMar>
-              <w:top w:w="70" w:type="dxa"/>
-              <w:start w:w="80" w:type="dxa"/>
-              <w:bottom w:w="70" w:type="dxa"/>
-              <w:end w:w="80" w:type="dxa"/>
-            </w:tcMar>
-          </w:tcPr>
-          <w:p>
-            <w:pPr>
-              <w:spacing w:after="0" w:line="240" w:lineRule="auto"/>
-            </w:pPr>
-            <w:r>
-              <w:rPr>
-                <w:sz w:val="17"/>
-              </w:rPr>
-              <w:t>Blocked/optional</w:t>
-            </w:r>
-          </w:p>
-        </w:tc>
-        <w:tc>
-          <w:tcPr>
-            <w:tcW w:type="dxa" w:w="3389"/>
-            <w:vAlign w:val="center"/>
-            <w:tcMar>
-              <w:top w:w="70" w:type="dxa"/>
-              <w:start w:w="80" w:type="dxa"/>
-              <w:bottom w:w="70" w:type="dxa"/>
-              <w:end w:w="80" w:type="dxa"/>
-            </w:tcMar>
-          </w:tcPr>
-          <w:p>
-            <w:pPr>
-              <w:spacing w:after="0" w:line="240" w:lineRule="auto"/>
-            </w:pPr>
-            <w:r>
-              <w:rPr>
-                <w:sz w:val="17"/>
-              </w:rPr>
-              <w:t xml:space="preserve">Runtime-required </w:t>
-            </w:r>
-            <w:r>
-              <w:rPr>
-                <w:rFonts w:ascii="Consolas" w:hAnsi="Consolas"/>
-                <w:color w:val="1F2937"/>
-                <w:sz w:val="17"/>
-              </w:rPr>
-              <w:t>final.zip</w:t>
-            </w:r>
-            <w:r>
-              <w:rPr>
-                <w:sz w:val="17"/>
-              </w:rPr>
-              <w:t xml:space="preserve"> unavailable</w:t>
-            </w:r>
-          </w:p>
-        </w:tc>
-      </w:tr>
-      <w:tr>
-        <w:tc>
-          <w:tcPr>
-            <w:tcW w:type="dxa" w:w="3389"/>
-            <w:vAlign w:val="center"/>
-            <w:tcMar>
-              <w:top w:w="70" w:type="dxa"/>
-              <w:start w:w="80" w:type="dxa"/>
-              <w:bottom w:w="70" w:type="dxa"/>
-              <w:end w:w="80" w:type="dxa"/>
-            </w:tcMar>
-          </w:tcPr>
-          <w:p>
-            <w:pPr>
-              <w:spacing w:after="0" w:line="240" w:lineRule="auto"/>
-            </w:pPr>
-            <w:r>
-              <w:rPr>
-                <w:sz w:val="17"/>
-              </w:rPr>
-              <w:t>Bedroom RIR</w:t>
-            </w:r>
-          </w:p>
-        </w:tc>
-        <w:tc>
-          <w:tcPr>
-            <w:tcW w:type="dxa" w:w="3389"/>
-            <w:vAlign w:val="center"/>
-            <w:tcMar>
-              <w:top w:w="70" w:type="dxa"/>
-              <w:start w:w="80" w:type="dxa"/>
-              <w:bottom w:w="70" w:type="dxa"/>
-              <w:end w:w="80" w:type="dxa"/>
-            </w:tcMar>
-          </w:tcPr>
-          <w:p>
-            <w:pPr>
-              <w:spacing w:after="0" w:line="240" w:lineRule="auto"/>
-            </w:pPr>
-            <w:r>
-              <w:rPr>
-                <w:sz w:val="17"/>
-              </w:rPr>
-              <w:t>Blocked/excluded</w:t>
-            </w:r>
-          </w:p>
-        </w:tc>
-        <w:tc>
-          <w:tcPr>
-            <w:tcW w:type="dxa" w:w="3389"/>
-            <w:vAlign w:val="center"/>
-            <w:tcMar>
-              <w:top w:w="70" w:type="dxa"/>
-              <w:start w:w="80" w:type="dxa"/>
-              <w:bottom w:w="70" w:type="dxa"/>
-              <w:end w:w="80" w:type="dxa"/>
-            </w:tcMar>
-          </w:tcPr>
-          <w:p>
-            <w:pPr>
-              <w:spacing w:after="0" w:line="240" w:lineRule="auto"/>
-            </w:pPr>
-            <w:r>
-              <w:rPr>
-                <w:sz w:val="17"/>
-              </w:rPr>
-              <w:t>Unresolved; no substitution allowed</w:t>
-            </w:r>
-          </w:p>
-        </w:tc>
-      </w:tr>
-      <w:tr>
-        <w:tc>
-          <w:tcPr>
-            <w:tcW w:type="dxa" w:w="3389"/>
-            <w:vAlign w:val="center"/>
-            <w:tcMar>
-              <w:top w:w="70" w:type="dxa"/>
-              <w:start w:w="80" w:type="dxa"/>
-              <w:bottom w:w="70" w:type="dxa"/>
-              <w:end w:w="80" w:type="dxa"/>
-            </w:tcMar>
-          </w:tcPr>
-          <w:p>
-            <w:pPr>
-              <w:spacing w:after="0" w:line="240" w:lineRule="auto"/>
-            </w:pPr>
-            <w:r>
-              <w:rPr>
-                <w:sz w:val="17"/>
-              </w:rPr>
-              <w:t>CUDA and dual-job GPU concurrency</w:t>
-            </w:r>
-          </w:p>
-        </w:tc>
-        <w:tc>
-          <w:tcPr>
-            <w:tcW w:type="dxa" w:w="3389"/>
-            <w:vAlign w:val="center"/>
-            <w:tcMar>
-              <w:top w:w="70" w:type="dxa"/>
-              <w:start w:w="80" w:type="dxa"/>
-              <w:bottom w:w="70" w:type="dxa"/>
-              <w:end w:w="80" w:type="dxa"/>
-            </w:tcMar>
-          </w:tcPr>
-          <w:p>
-            <w:pPr>
-              <w:spacing w:after="0" w:line="240" w:lineRule="auto"/>
-            </w:pPr>
-            <w:r>
-              <w:rPr>
-                <w:sz w:val="17"/>
-              </w:rPr>
-              <w:t>Deferred</w:t>
-            </w:r>
-          </w:p>
-        </w:tc>
-        <w:tc>
-          <w:tcPr>
-            <w:tcW w:type="dxa" w:w="3389"/>
-            <w:vAlign w:val="center"/>
-            <w:tcMar>
-              <w:top w:w="70" w:type="dxa"/>
-              <w:start w:w="80" w:type="dxa"/>
-              <w:bottom w:w="70" w:type="dxa"/>
-              <w:end w:w="80" w:type="dxa"/>
-            </w:tcMar>
-          </w:tcPr>
-          <w:p>
-            <w:pPr>
-              <w:spacing w:after="0" w:line="240" w:lineRule="auto"/>
-            </w:pPr>
-            <w:r>
-              <w:rPr>
-                <w:sz w:val="17"/>
-              </w:rPr>
-              <w:t>Candidate is CPU; concurrency unqualified</w:t>
-            </w:r>
-          </w:p>
-        </w:tc>
-      </w:tr>
-    </w:tbl>
-    <w:p>
-      <w:pPr>
-        <w:spacing w:after="20"/>
-      </w:pPr>
-    </w:p>
-    <w:p>
-      <w:r>
-        <w:t xml:space="preserve">Machine-readable coverage is </w:t>
-      </w:r>
-      <w:r>
-        <w:rPr>
-          <w:rFonts w:ascii="Consolas" w:hAnsi="Consolas"/>
-          <w:color w:val="1F2937"/>
-          <w:sz w:val="19"/>
-        </w:rPr>
-        <w:t>configs/automated_evaluation/launch_coverage.v1.json</w:t>
-      </w:r>
-      <w:r>
-        <w:t>.</w:t>
-      </w:r>
-    </w:p>
-    <w:p>
-      <w:pPr>
-        <w:pStyle w:val="Heading2"/>
-      </w:pPr>
-      <w:r>
-        <w:t>Worker split, runtime, and storage</w:t>
-      </w:r>
-    </w:p>
-    <w:p>
-      <w:r>
-        <w:t>Machine A provisionally owns 20 scenarios, 12,368 item executions, and 16.882998 hours; estimate 4.08 hours (3.46–6.24), with 2.15 GiB artifacts. Machine B provisionally owns 21, 13,430, and 16.837123 hours; estimate 4.07 hours (3.45–6.24), with 2.30 GiB artifacts. B's estimate reuses A's measured CPU rate and is not hardware evidence. Both assignments have global IDs, no overlap, and complete 41-scenario union.</w:t>
-      </w:r>
-    </w:p>
-    <w:p>
-      <w:r>
-        <w:t xml:space="preserve">Run one scenario at a time. Status may be checked at any time. A controlled stop preserves partial work; resume through the worker wrapper with </w:t>
-      </w:r>
-      <w:r>
-        <w:rPr>
-          <w:rFonts w:ascii="Consolas" w:hAnsi="Consolas"/>
-          <w:color w:val="1F2937"/>
-          <w:sz w:val="19"/>
-        </w:rPr>
-        <w:t>-ResumeStopped</w:t>
-      </w:r>
-      <w:r>
-        <w:t>. Export only after all assigned scenarios validate, or after a planned periodic checkpoint clearly labelled partial and not eligible for final merge. Contact the coordinator for repeated deterministic failures, checksum mismatch, unexpected model identity, output disk below reserve, or any pressure to change a result-affecting setting under the same scenario ID.</w:t>
-      </w:r>
-    </w:p>
-    <w:p>
-      <w:r>
-        <w:t xml:space="preserve">Final completion means both complete transfer manifests validate, merge reports 41/41 with no conflicts/missing work, analysis reconciles all planned IDs, and the standard-gate prerequisite is passed. Operational commands are in </w:t>
-      </w:r>
-      <w:r>
-        <w:rPr>
-          <w:color w:val="1F4E79"/>
-          <w:u w:val="single"/>
-        </w:rPr>
-        <w:t>the launch control sheet</w:t>
-      </w:r>
-      <w:r>
-        <w:t xml:space="preserve"> and </w:t>
-      </w:r>
-      <w:r>
-        <w:rPr>
-          <w:color w:val="1F4E79"/>
-          <w:u w:val="single"/>
-        </w:rPr>
-        <w:t>the two-machine runbook</w:t>
-      </w:r>
-      <w:r>
-        <w:t>.</w:t>
+        <w:t>No massive inference was started during CPU/CUDA preparation.</w:t>
       </w:r>
     </w:p>
     <w:sectPr>
+      <w:headerReference w:type="default" r:id="rId9"/>
+      <w:footerReference w:type="default" r:id="rId10"/>
       <w:pgSz w:w="12240" w:h="15840"/>
-      <w:pgMar w:top="979" w:right="1037" w:bottom="979" w:left="1037" w:header="720" w:footer="720" w:gutter="0"/>
+      <w:pgMar w:top="720" w:right="835" w:bottom="720" w:left="835" w:header="720" w:footer="720" w:gutter="0"/>
       <w:cols w:space="720"/>
       <w:docGrid w:linePitch="360"/>
     </w:sectPr>
@@ -2914,19 +805,36 @@
       <w:pStyle w:val="Footer"/>
       <w:jc w:val="right"/>
     </w:pPr>
-    <w:r/>
     <w:r>
-      <w:rPr>
-        <w:color w:val="5D6874"/>
-        <w:sz w:val="16"/>
-      </w:rPr>
-      <w:t xml:space="preserve">massive_campaign_guide.md   •   </w:t>
+      <w:t xml:space="preserve">Canonical source: massive_campaign_guide.md    </w:t>
+    </w:r>
+    <w:r>
+      <w:t xml:space="preserve">Page </w:t>
+    </w:r>
+    <w:r>
       <w:fldChar w:fldCharType="begin"/>
-      <w:instrText xml:space="preserve"> PAGE </w:instrText>
+      <w:instrText xml:space="preserve">PAGE</w:instrText>
       <w:fldChar w:fldCharType="end"/>
     </w:r>
   </w:p>
 </w:ftr>
+</file>
+
+<file path=word/header1.xml><?xml version="1.0" encoding="utf-8"?>
+<w:hdr xmlns:m="http://schemas.openxmlformats.org/officeDocument/2006/math" xmlns:mc="http://schemas.openxmlformats.org/markup-compatibility/2006" xmlns:mo="http://schemas.microsoft.com/office/mac/office/2008/main" xmlns:mv="urn:schemas-microsoft-com:mac:vml" xmlns:o="urn:schemas-microsoft-com:office:office" xmlns:r="http://schemas.openxmlformats.org/officeDocument/2006/relationships" xmlns:v="urn:schemas-microsoft-com:vml" xmlns:w10="urn:schemas-microsoft-com:office:word" xmlns:w14="http://schemas.microsoft.com/office/word/2010/wordml" xmlns:w="http://schemas.openxmlformats.org/wordprocessingml/2006/main" xmlns:wne="http://schemas.microsoft.com/office/word/2006/wordml" xmlns:wp14="http://schemas.microsoft.com/office/word/2010/wordprocessingDrawing" xmlns:wp="http://schemas.openxmlformats.org/drawingml/2006/wordprocessingDrawing" xmlns:wpc="http://schemas.microsoft.com/office/word/2010/wordprocessingCanvas" xmlns:wpg="http://schemas.microsoft.com/office/word/2010/wordprocessingGroup" xmlns:wpi="http://schemas.microsoft.com/office/word/2010/wordprocessingInk" xmlns:wps="http://schemas.microsoft.com/office/word/2010/wordprocessingShape" mc:Ignorable="w14 wp14">
+  <w:p>
+    <w:pPr>
+      <w:pStyle w:val="Caption"/>
+    </w:pPr>
+    <w:r>
+      <w:rPr>
+        <w:color w:val="595959"/>
+        <w:sz w:val="15"/>
+      </w:rPr>
+      <w:t>JUST PEACHY  |  AUTOMATED SPEECH EVALUATION  |  CPU + CUDA OPERATIONS</w:t>
+    </w:r>
+  </w:p>
+</w:hdr>
 </file>
 
 <file path=word/numbering.xml><?xml version="1.0" encoding="utf-8"?>
@@ -3293,12 +1201,11 @@
     <w:qFormat/>
     <w:rsid w:val="00FC693F"/>
     <w:pPr>
-      <w:spacing w:after="100" w:line="259" w:lineRule="auto"/>
+      <w:spacing w:after="40" w:line="240" w:lineRule="auto"/>
     </w:pPr>
     <w:rPr>
       <w:rFonts w:ascii="Aptos" w:hAnsi="Aptos"/>
-      <w:color w:val="1F2937"/>
-      <w:sz w:val="21"/>
+      <w:sz w:val="18"/>
     </w:rPr>
   </w:style>
   <w:style w:type="paragraph" w:styleId="Header">
@@ -3356,15 +1263,15 @@
     <w:pPr>
       <w:keepNext/>
       <w:keepLines/>
-      <w:spacing w:before="200" w:after="80"/>
+      <w:spacing w:before="100" w:after="40"/>
       <w:outlineLvl w:val="0"/>
     </w:pPr>
     <w:rPr>
       <w:rFonts w:asciiTheme="majorHAnsi" w:eastAsiaTheme="majorEastAsia" w:hAnsiTheme="majorHAnsi" w:cstheme="majorBidi" w:ascii="Aptos Display" w:hAnsi="Aptos Display"/>
       <w:b/>
       <w:bCs/>
-      <w:color w:val="1F4E79"/>
-      <w:sz w:val="30"/>
+      <w:color w:val="17365D"/>
+      <w:sz w:val="29"/>
       <w:szCs w:val="28"/>
     </w:rPr>
   </w:style>
@@ -3380,15 +1287,15 @@
     <w:pPr>
       <w:keepNext/>
       <w:keepLines/>
-      <w:spacing w:before="140" w:after="80"/>
+      <w:spacing w:before="100" w:after="40"/>
       <w:outlineLvl w:val="1"/>
     </w:pPr>
     <w:rPr>
       <w:rFonts w:asciiTheme="majorHAnsi" w:eastAsiaTheme="majorEastAsia" w:hAnsiTheme="majorHAnsi" w:cstheme="majorBidi" w:ascii="Aptos Display" w:hAnsi="Aptos Display"/>
       <w:b/>
       <w:bCs/>
-      <w:color w:val="1F4E79"/>
-      <w:sz w:val="25"/>
+      <w:color w:val="2F5597"/>
+      <w:sz w:val="23"/>
       <w:szCs w:val="26"/>
     </w:rPr>
   </w:style>
@@ -3404,15 +1311,15 @@
     <w:pPr>
       <w:keepNext/>
       <w:keepLines/>
-      <w:spacing w:before="140" w:after="80"/>
+      <w:spacing w:before="100" w:after="40"/>
       <w:outlineLvl w:val="2"/>
     </w:pPr>
     <w:rPr>
       <w:rFonts w:asciiTheme="majorHAnsi" w:eastAsiaTheme="majorEastAsia" w:hAnsiTheme="majorHAnsi" w:cstheme="majorBidi" w:ascii="Aptos Display" w:hAnsi="Aptos Display"/>
       <w:b/>
       <w:bCs/>
-      <w:color w:val="1F4E79"/>
-      <w:sz w:val="22"/>
+      <w:color w:val="365F91"/>
+      <w:sz w:val="20"/>
     </w:rPr>
   </w:style>
   <w:style w:type="paragraph" w:styleId="Heading4">
@@ -3643,19 +1550,20 @@
     <w:qFormat/>
     <w:rsid w:val="00FC693F"/>
     <w:pPr>
+      <w:keepNext/>
       <w:pBdr>
         <w:bottom w:val="single" w:sz="8" w:space="4" w:color="4F81BD" w:themeColor="accent1"/>
       </w:pBdr>
-      <w:spacing w:after="240" w:line="240" w:lineRule="auto"/>
+      <w:spacing w:after="40" w:line="240" w:lineRule="auto" w:before="100"/>
       <w:contextualSpacing/>
     </w:pPr>
     <w:rPr>
       <w:rFonts w:asciiTheme="majorHAnsi" w:eastAsiaTheme="majorEastAsia" w:hAnsiTheme="majorHAnsi" w:cstheme="majorBidi" w:ascii="Aptos Display" w:hAnsi="Aptos Display"/>
       <w:b/>
-      <w:color w:val="1F4E79"/>
+      <w:color w:val="17365D"/>
       <w:spacing w:val="5"/>
       <w:kern w:val="28"/>
-      <w:sz w:val="44"/>
+      <w:sz w:val="42"/>
       <w:szCs w:val="52"/>
     </w:rPr>
   </w:style>
@@ -14984,18 +12892,6 @@
         <w:shd w:val="clear" w:color="auto" w:fill="FBCAA2" w:themeFill="accent6" w:themeFillTint="7F"/>
       </w:tcPr>
     </w:tblStylePr>
-  </w:style>
-  <w:style w:type="paragraph" w:customStyle="1" w:styleId="CodeBlock">
-    <w:name w:val="Code Block"/>
-    <w:pPr>
-      <w:spacing w:before="60" w:after="120" w:line="240" w:lineRule="auto"/>
-      <w:ind w:left="173" w:right="173"/>
-    </w:pPr>
-    <w:rPr>
-      <w:rFonts w:ascii="Consolas" w:hAnsi="Consolas"/>
-      <w:color w:val="1F2937"/>
-      <w:sz w:val="17"/>
-    </w:rPr>
   </w:style>
 </w:styles>
 </file>
